--- a/documents/demo-scripts/10_Stewardship.docx
+++ b/documents/demo-scripts/10_Stewardship.docx
@@ -1929,9 +1929,207 @@
           <w:sz w:val="26"/>
           <w:szCs w:val="26"/>
         </w:rPr>
+        <w:t xml:space="preserve">Demo Methodology: Tell → Show → Tell</w:t>
+      </w:r>
+    </w:p>
+    <w:tbl>
+      <w:tblPr>
+        <w:tblW w:type="pct" w:w="100%"/>
+        <w:tblBorders>
+          <w:top w:val="single" w:color="auto" w:sz="4"/>
+          <w:left w:val="single" w:color="auto" w:sz="4"/>
+          <w:bottom w:val="single" w:color="auto" w:sz="4"/>
+          <w:right w:val="single" w:color="auto" w:sz="4"/>
+          <w:insideH w:val="single" w:color="auto" w:sz="4"/>
+          <w:insideV w:val="single" w:color="auto" w:sz="4"/>
+        </w:tblBorders>
+      </w:tblPr>
+      <w:tblGrid>
+        <w:gridCol w:w="100"/>
+        <w:gridCol w:w="100"/>
+      </w:tblGrid>
+      <w:tr>
+        <w:tc>
+          <w:tcPr>
+            <w:tcW w:type="pct" w:w="2%"/>
+            <w:tcBorders>
+              <w:top w:val="none"/>
+              <w:left w:val="none"/>
+              <w:bottom w:val="none"/>
+              <w:right w:val="none"/>
+            </w:tcBorders>
+            <w:shd w:color="19416C" w:val="solid"/>
+          </w:tcPr>
+          <w:p>
+            <w:pPr>
+              <w:spacing w:after="0"/>
+            </w:pPr>
+            <w:r>
+              <w:rPr>
+                <w:sz w:val="10"/>
+                <w:szCs w:val="10"/>
+              </w:rPr>
+              <w:t xml:space="preserve"> </w:t>
+            </w:r>
+          </w:p>
+        </w:tc>
+        <w:tc>
+          <w:tcPr>
+            <w:tcW w:type="pct" w:w="98%"/>
+            <w:shd w:color="E3EAF3" w:val="solid"/>
+            <w:tcMar>
+              <w:top w:type="dxa" w:w="60"/>
+              <w:left w:type="dxa" w:w="120"/>
+              <w:bottom w:type="dxa" w:w="60"/>
+              <w:right w:type="dxa" w:w="120"/>
+            </w:tcMar>
+          </w:tcPr>
+          <w:p>
+            <w:pPr>
+              <w:spacing w:after="40"/>
+            </w:pPr>
+            <w:r>
+              <w:rPr>
+                <w:rFonts w:ascii="Inter" w:cs="Inter" w:eastAsia="Inter" w:hAnsi="Inter"/>
+                <w:b/>
+                <w:bCs/>
+                <w:color w:val="19416C"/>
+                <w:sz w:val="18"/>
+                <w:szCs w:val="18"/>
+              </w:rPr>
+              <w:t xml:space="preserve">Limbic Opening  (Illustrative Analogy)</w:t>
+            </w:r>
+          </w:p>
+          <w:p>
+            <w:pPr>
+              <w:spacing w:after="0"/>
+            </w:pPr>
+            <w:r>
+              <w:rPr>
+                <w:rFonts w:ascii="Inter" w:cs="Inter" w:eastAsia="Inter" w:hAnsi="Inter"/>
+                <w:i/>
+                <w:iCs/>
+                <w:color w:val="454659"/>
+                <w:sz w:val="20"/>
+                <w:szCs w:val="20"/>
+              </w:rPr>
+              <w:t xml:space="preserve">MCG's data quality team estimated that 18.4 million customer address records needed review. Impossible to automate — a machine can normalize formatting, but only a human can decide whether '123 Keizersgracht' and '123-A Keizersgracht Apt 2' are the same customer. Stewardship puts domain experts in the loop for the decisions that require human judgment.</w:t>
+            </w:r>
+          </w:p>
+        </w:tc>
+      </w:tr>
+    </w:tbl>
+    <w:p>
+      <w:pPr>
+        <w:spacing w:after="80" w:before="80"/>
+      </w:pPr>
+      <w:r>
+        <w:rPr>
+          <w:rFonts w:ascii="Inter" w:cs="Inter" w:eastAsia="Inter" w:hAnsi="Inter"/>
+          <w:b/>
+          <w:bCs/>
+          <w:color w:val="10CFC9"/>
+          <w:sz w:val="20"/>
+          <w:szCs w:val="20"/>
+        </w:rPr>
+        <w:t xml:space="preserve">Ask the audience: </w:t>
+      </w:r>
+      <w:r>
+        <w:rPr>
+          <w:rFonts w:ascii="Inter" w:cs="Inter" w:eastAsia="Inter" w:hAnsi="Inter"/>
+          <w:i/>
+          <w:iCs/>
+          <w:color w:val="454659"/>
+          <w:sz w:val="20"/>
+          <w:szCs w:val="20"/>
+        </w:rPr>
+        <w:t xml:space="preserve">"When you find data quality issues that can't be fixed automatically, what's your current process — spreadsheets? Email chains?"</w:t>
+      </w:r>
+    </w:p>
+    <w:p>
+      <w:pPr>
+        <w:spacing w:after="120" w:before="280"/>
+      </w:pPr>
+      <w:r>
+        <w:rPr>
+          <w:rFonts w:ascii="Inter" w:cs="Inter" w:eastAsia="Inter" w:hAnsi="Inter"/>
+          <w:b/>
+          <w:bCs/>
+          <w:color w:val="006580"/>
+          <w:sz w:val="26"/>
+          <w:szCs w:val="26"/>
+        </w:rPr>
         <w:t xml:space="preserve">Demo Walk-Through</w:t>
       </w:r>
     </w:p>
+    <w:tbl>
+      <w:tblPr>
+        <w:tblW w:type="pct" w:w="100%"/>
+        <w:tblBorders>
+          <w:top w:val="single" w:color="auto" w:sz="4"/>
+          <w:left w:val="single" w:color="auto" w:sz="4"/>
+          <w:bottom w:val="single" w:color="auto" w:sz="4"/>
+          <w:right w:val="single" w:color="auto" w:sz="4"/>
+          <w:insideH w:val="single" w:color="auto" w:sz="4"/>
+          <w:insideV w:val="single" w:color="auto" w:sz="4"/>
+        </w:tblBorders>
+      </w:tblPr>
+      <w:tblGrid>
+        <w:gridCol w:w="100"/>
+      </w:tblGrid>
+      <w:tr>
+        <w:tc>
+          <w:tcPr>
+            <w:tcW w:type="pct" w:w="100%"/>
+            <w:tcBorders>
+              <w:top w:val="single" w:color="006580" w:sz="1"/>
+              <w:left w:val="single" w:color="006580" w:sz="6"/>
+              <w:bottom w:val="single" w:color="006580" w:sz="1"/>
+              <w:right w:val="none"/>
+            </w:tcBorders>
+            <w:shd w:color="E0F2F5" w:val="solid"/>
+            <w:tcMar>
+              <w:top w:type="dxa" w:w="40"/>
+              <w:left w:type="dxa" w:w="120"/>
+              <w:bottom w:type="dxa" w:w="40"/>
+              <w:right w:type="dxa" w:w="120"/>
+            </w:tcMar>
+          </w:tcPr>
+          <w:p>
+            <w:pPr>
+              <w:spacing w:after="30"/>
+            </w:pPr>
+            <w:r>
+              <w:rPr>
+                <w:rFonts w:ascii="Inter" w:cs="Inter" w:eastAsia="Inter" w:hAnsi="Inter"/>
+                <w:b/>
+                <w:bCs/>
+                <w:color w:val="006580"/>
+                <w:sz w:val="16"/>
+                <w:szCs w:val="16"/>
+              </w:rPr>
+              <w:t xml:space="preserve">TELL (before showing)</w:t>
+            </w:r>
+          </w:p>
+          <w:p>
+            <w:pPr>
+              <w:spacing w:after="0"/>
+            </w:pPr>
+            <w:r>
+              <w:rPr>
+                <w:rFonts w:ascii="Inter" w:cs="Inter" w:eastAsia="Inter" w:hAnsi="Inter"/>
+                <w:i/>
+                <w:iCs/>
+                <w:color w:val="454659"/>
+                <w:sz w:val="18"/>
+                <w:szCs w:val="18"/>
+              </w:rPr>
+              <w:t xml:space="preserve">I'll show you four campaigns that assign data quality tasks to the people who actually understand the data — logistics experts for addresses, procurement for suppliers, warehouse supervisors for lot numbers. Each task has context, comparison views, and one-click resolution.</w:t>
+            </w:r>
+          </w:p>
+        </w:tc>
+      </w:tr>
+    </w:tbl>
     <w:p>
       <w:pPr>
         <w:spacing w:after="80"/>
@@ -2142,6 +2340,128 @@
           <w:szCs w:val="26"/>
         </w:rPr>
         <w:t xml:space="preserve">Talking Points</w:t>
+      </w:r>
+    </w:p>
+    <w:tbl>
+      <w:tblPr>
+        <w:tblW w:type="pct" w:w="100%"/>
+        <w:tblBorders>
+          <w:top w:val="single" w:color="auto" w:sz="4"/>
+          <w:left w:val="single" w:color="auto" w:sz="4"/>
+          <w:bottom w:val="single" w:color="auto" w:sz="4"/>
+          <w:right w:val="single" w:color="auto" w:sz="4"/>
+          <w:insideH w:val="single" w:color="auto" w:sz="4"/>
+          <w:insideV w:val="single" w:color="auto" w:sz="4"/>
+        </w:tblBorders>
+      </w:tblPr>
+      <w:tblGrid>
+        <w:gridCol w:w="100"/>
+      </w:tblGrid>
+      <w:tr>
+        <w:tc>
+          <w:tcPr>
+            <w:tcW w:type="pct" w:w="100%"/>
+            <w:tcBorders>
+              <w:top w:val="single" w:color="009845" w:sz="1"/>
+              <w:left w:val="single" w:color="009845" w:sz="6"/>
+              <w:bottom w:val="single" w:color="009845" w:sz="1"/>
+              <w:right w:val="none"/>
+            </w:tcBorders>
+            <w:shd w:color="E0F5EA" w:val="solid"/>
+            <w:tcMar>
+              <w:top w:type="dxa" w:w="40"/>
+              <w:left w:type="dxa" w:w="120"/>
+              <w:bottom w:type="dxa" w:w="40"/>
+              <w:right w:type="dxa" w:w="120"/>
+            </w:tcMar>
+          </w:tcPr>
+          <w:p>
+            <w:pPr>
+              <w:spacing w:after="30"/>
+            </w:pPr>
+            <w:r>
+              <w:rPr>
+                <w:rFonts w:ascii="Inter" w:cs="Inter" w:eastAsia="Inter" w:hAnsi="Inter"/>
+                <w:b/>
+                <w:bCs/>
+                <w:color w:val="009845"/>
+                <w:sz w:val="16"/>
+                <w:szCs w:val="16"/>
+              </w:rPr>
+              <w:t xml:space="preserve">TELL (after showing)</w:t>
+            </w:r>
+          </w:p>
+          <w:p>
+            <w:pPr>
+              <w:spacing w:after="0"/>
+            </w:pPr>
+            <w:r>
+              <w:rPr>
+                <w:rFonts w:ascii="Inter" w:cs="Inter" w:eastAsia="Inter" w:hAnsi="Inter"/>
+                <w:i/>
+                <w:iCs/>
+                <w:color w:val="454659"/>
+                <w:sz w:val="18"/>
+                <w:szCs w:val="18"/>
+              </w:rPr>
+              <w:t xml:space="preserve">Four campaigns, four different domain teams, one unified workflow. The key: corrections approved in Stewardship flow back through the Lakehouse automatically. This is a closed-loop data quality cycle — not a one-time cleanup but a continuous improvement process.</w:t>
+            </w:r>
+          </w:p>
+        </w:tc>
+      </w:tr>
+    </w:tbl>
+    <w:p>
+      <w:pPr>
+        <w:spacing w:after="100" w:before="60"/>
+      </w:pPr>
+      <w:r>
+        <w:rPr>
+          <w:rFonts w:ascii="Inter" w:cs="Inter" w:eastAsia="Inter" w:hAnsi="Inter"/>
+          <w:color w:val="454659"/>
+          <w:sz w:val="20"/>
+          <w:szCs w:val="20"/>
+        </w:rPr>
+        <w:t xml:space="preserve">Assign data quality tasks to domain experts who understand the data</w:t>
+      </w:r>
+      <w:r>
+        <w:rPr>
+          <w:rFonts w:ascii="Inter" w:cs="Inter" w:eastAsia="Inter" w:hAnsi="Inter"/>
+          <w:b/>
+          <w:bCs/>
+          <w:color w:val="009845"/>
+          <w:sz w:val="20"/>
+          <w:szCs w:val="20"/>
+        </w:rPr>
+        <w:t xml:space="preserve">  →  so you can  </w:t>
+      </w:r>
+      <w:r>
+        <w:rPr>
+          <w:rFonts w:ascii="Inter" w:cs="Inter" w:eastAsia="Inter" w:hAnsi="Inter"/>
+          <w:color w:val="454659"/>
+          <w:sz w:val="20"/>
+          <w:szCs w:val="20"/>
+        </w:rPr>
+        <w:t xml:space="preserve">resolve quality issues that automation can't handle</w:t>
+      </w:r>
+      <w:r>
+        <w:rPr>
+          <w:rFonts w:ascii="Inter" w:cs="Inter" w:eastAsia="Inter" w:hAnsi="Inter"/>
+          <w:b/>
+          <w:bCs/>
+          <w:color w:val="009845"/>
+          <w:sz w:val="20"/>
+          <w:szCs w:val="20"/>
+        </w:rPr>
+        <w:t xml:space="preserve">  →  so you can  </w:t>
+      </w:r>
+      <w:r>
+        <w:rPr>
+          <w:rFonts w:ascii="Inter" w:cs="Inter" w:eastAsia="Inter" w:hAnsi="Inter"/>
+          <w:color w:val="454659"/>
+          <w:sz w:val="20"/>
+          <w:szCs w:val="20"/>
+        </w:rPr>
+        <w:t xml:space="preserve">continuously improve data quality instead of accepting the $3.1M annual cost of bad addresses</w:t>
       </w:r>
     </w:p>
     <w:p>

--- a/documents/demo-scripts/10_Stewardship.docx
+++ b/documents/demo-scripts/10_Stewardship.docx
@@ -396,7 +396,7 @@
                 <w:sz w:val="20"/>
                 <w:szCs w:val="20"/>
               </w:rPr>
-              <w:t xml:space="preserve">silver.customers_deduped (fuzzy match candidates with 85-90% confidence)</w:t>
+              <w:t xml:space="preserve">silver.addresses_standardized (fuzzy match candidates with 85-90% confidence)</w:t>
             </w:r>
           </w:p>
         </w:tc>
@@ -2461,7 +2461,7 @@
           <w:sz w:val="20"/>
           <w:szCs w:val="20"/>
         </w:rPr>
-        <w:t xml:space="preserve">continuously improve data quality instead of accepting the $3.1M annual cost of bad addresses</w:t>
+        <w:t xml:space="preserve">continuously improve data quality instead of accepting the $3.1M annual cost of bad carrier delivery failures</w:t>
       </w:r>
     </w:p>
     <w:p>
@@ -2581,7 +2581,7 @@
           <w:sz w:val="21"/>
           <w:szCs w:val="21"/>
         </w:rPr>
-        <w:t xml:space="preserve">The alternative is ignoring these issues — which costs MCG $3.1M/year for addresses alone</w:t>
+        <w:t xml:space="preserve">The alternative is ignoring these issues — $3.1M/year in carrier delivery failures from bad addresses, plus $14.8M in WISMO call costs. The full Address Catastrophe is $31M once you include customer churn</w:t>
       </w:r>
     </w:p>
     <w:sectPr>

--- a/documents/demo-scripts/10_Stewardship.docx
+++ b/documents/demo-scripts/10_Stewardship.docx
@@ -262,6 +262,33 @@
         </w:tc>
       </w:tr>
     </w:tbl>
+    <w:p>
+      <w:pPr>
+        <w:spacing w:after="120" w:before="80"/>
+      </w:pPr>
+      <w:r>
+        <w:rPr>
+          <w:rFonts w:ascii="Inter" w:cs="Inter" w:eastAsia="Inter" w:hAnsi="Inter"/>
+          <w:b/>
+          <w:bCs/>
+          <w:color w:val="006580"/>
+          <w:sz w:val="20"/>
+          <w:szCs w:val="20"/>
+        </w:rPr>
+        <w:t xml:space="preserve">Project Qlarity context:  </w:t>
+      </w:r>
+      <w:r>
+        <w:rPr>
+          <w:rFonts w:ascii="Inter" w:cs="Inter" w:eastAsia="Inter" w:hAnsi="Inter"/>
+          <w:i/>
+          <w:iCs/>
+          <w:color w:val="454659"/>
+          <w:sz w:val="20"/>
+          <w:szCs w:val="20"/>
+        </w:rPr>
+        <w:t xml:space="preserve">Project Qlarity Phase 2 (Analytics &amp; Quality): the human-in-the-loop stewardship layer. The four campaigns finish what automation can't — address standardization (Nightmare #2), supplier dedup / product master (Nightmare #3), and lot-number compliance (Nightmare #7).</w:t>
+      </w:r>
+    </w:p>
     <w:p>
       <w:pPr>
         <w:spacing w:after="120" w:before="280"/>
@@ -2905,7 +2932,7 @@
         <w:sz w:val="18"/>
         <w:szCs w:val="18"/>
       </w:rPr>
-      <w:t xml:space="preserve">DEMO SCRIPT — Module 10</w:t>
+      <w:t xml:space="preserve">Project Qlarity Demo Walkthrough — Module 10</w:t>
     </w:r>
   </w:p>
 </w:hdr>

--- a/documents/demo-scripts/10_Stewardship.docx
+++ b/documents/demo-scripts/10_Stewardship.docx
@@ -84,7 +84,7 @@
             <w:r>
               <w:rPr>
                 <w:rFonts w:ascii="Inter" w:cs="Inter" w:eastAsia="Inter" w:hAnsi="Inter"/>
-                <w:color w:val="454659"/>
+                <w:color w:val="54565A"/>
                 <w:sz w:val="20"/>
                 <w:szCs w:val="20"/>
               </w:rPr>
@@ -140,7 +140,7 @@
             <w:r>
               <w:rPr>
                 <w:rFonts w:ascii="Inter" w:cs="Inter" w:eastAsia="Inter" w:hAnsi="Inter"/>
-                <w:color w:val="454659"/>
+                <w:color w:val="54565A"/>
                 <w:sz w:val="20"/>
                 <w:szCs w:val="20"/>
               </w:rPr>
@@ -196,7 +196,7 @@
             <w:r>
               <w:rPr>
                 <w:rFonts w:ascii="Inter" w:cs="Inter" w:eastAsia="Inter" w:hAnsi="Inter"/>
-                <w:color w:val="454659"/>
+                <w:color w:val="54565A"/>
                 <w:sz w:val="20"/>
                 <w:szCs w:val="20"/>
               </w:rPr>
@@ -252,7 +252,7 @@
             <w:r>
               <w:rPr>
                 <w:rFonts w:ascii="Inter" w:cs="Inter" w:eastAsia="Inter" w:hAnsi="Inter"/>
-                <w:color w:val="454659"/>
+                <w:color w:val="54565A"/>
                 <w:sz w:val="20"/>
                 <w:szCs w:val="20"/>
               </w:rPr>
@@ -282,7 +282,7 @@
           <w:rFonts w:ascii="Inter" w:cs="Inter" w:eastAsia="Inter" w:hAnsi="Inter"/>
           <w:i/>
           <w:iCs/>
-          <w:color w:val="454659"/>
+          <w:color w:val="54565A"/>
           <w:sz w:val="20"/>
           <w:szCs w:val="20"/>
         </w:rPr>
@@ -317,7 +317,7 @@
           <w:bCs w:val="false"/>
           <w:i w:val="false"/>
           <w:iCs w:val="false"/>
-          <w:color w:val="454659"/>
+          <w:color w:val="54565A"/>
           <w:sz w:val="21"/>
           <w:szCs w:val="21"/>
         </w:rPr>
@@ -419,7 +419,7 @@
             <w:r>
               <w:rPr>
                 <w:rFonts w:ascii="Inter" w:cs="Inter" w:eastAsia="Inter" w:hAnsi="Inter"/>
-                <w:color w:val="454659"/>
+                <w:color w:val="54565A"/>
                 <w:sz w:val="20"/>
                 <w:szCs w:val="20"/>
               </w:rPr>
@@ -475,7 +475,7 @@
             <w:r>
               <w:rPr>
                 <w:rFonts w:ascii="Inter" w:cs="Inter" w:eastAsia="Inter" w:hAnsi="Inter"/>
-                <w:color w:val="454659"/>
+                <w:color w:val="54565A"/>
                 <w:sz w:val="20"/>
                 <w:szCs w:val="20"/>
               </w:rPr>
@@ -531,7 +531,7 @@
             <w:r>
               <w:rPr>
                 <w:rFonts w:ascii="Inter" w:cs="Inter" w:eastAsia="Inter" w:hAnsi="Inter"/>
-                <w:color w:val="454659"/>
+                <w:color w:val="54565A"/>
                 <w:sz w:val="20"/>
                 <w:szCs w:val="20"/>
               </w:rPr>
@@ -587,7 +587,7 @@
             <w:r>
               <w:rPr>
                 <w:rFonts w:ascii="Inter" w:cs="Inter" w:eastAsia="Inter" w:hAnsi="Inter"/>
-                <w:color w:val="454659"/>
+                <w:color w:val="54565A"/>
                 <w:sz w:val="20"/>
                 <w:szCs w:val="20"/>
               </w:rPr>
@@ -643,7 +643,7 @@
             <w:r>
               <w:rPr>
                 <w:rFonts w:ascii="Inter" w:cs="Inter" w:eastAsia="Inter" w:hAnsi="Inter"/>
-                <w:color w:val="454659"/>
+                <w:color w:val="54565A"/>
                 <w:sz w:val="20"/>
                 <w:szCs w:val="20"/>
               </w:rPr>
@@ -665,7 +665,7 @@
           <w:bCs w:val="false"/>
           <w:i w:val="false"/>
           <w:iCs w:val="false"/>
-          <w:color w:val="454659"/>
+          <w:color w:val="54565A"/>
           <w:sz w:val="21"/>
           <w:szCs w:val="21"/>
         </w:rPr>
@@ -793,7 +793,7 @@
             <w:r>
               <w:rPr>
                 <w:rFonts w:ascii="Inter" w:cs="Inter" w:eastAsia="Inter" w:hAnsi="Inter"/>
-                <w:color w:val="454659"/>
+                <w:color w:val="54565A"/>
                 <w:sz w:val="19"/>
                 <w:szCs w:val="19"/>
               </w:rPr>
@@ -818,7 +818,7 @@
             <w:r>
               <w:rPr>
                 <w:rFonts w:ascii="Inter" w:cs="Inter" w:eastAsia="Inter" w:hAnsi="Inter"/>
-                <w:color w:val="454659"/>
+                <w:color w:val="54565A"/>
                 <w:sz w:val="19"/>
                 <w:szCs w:val="19"/>
               </w:rPr>
@@ -843,7 +843,7 @@
             <w:r>
               <w:rPr>
                 <w:rFonts w:ascii="Inter" w:cs="Inter" w:eastAsia="Inter" w:hAnsi="Inter"/>
-                <w:color w:val="454659"/>
+                <w:color w:val="54565A"/>
                 <w:sz w:val="19"/>
                 <w:szCs w:val="19"/>
               </w:rPr>
@@ -869,7 +869,7 @@
             <w:r>
               <w:rPr>
                 <w:rFonts w:ascii="Inter" w:cs="Inter" w:eastAsia="Inter" w:hAnsi="Inter"/>
-                <w:color w:val="454659"/>
+                <w:color w:val="54565A"/>
                 <w:sz w:val="19"/>
                 <w:szCs w:val="19"/>
               </w:rPr>
@@ -893,7 +893,7 @@
             <w:r>
               <w:rPr>
                 <w:rFonts w:ascii="Inter" w:cs="Inter" w:eastAsia="Inter" w:hAnsi="Inter"/>
-                <w:color w:val="454659"/>
+                <w:color w:val="54565A"/>
                 <w:sz w:val="19"/>
                 <w:szCs w:val="19"/>
               </w:rPr>
@@ -917,7 +917,7 @@
             <w:r>
               <w:rPr>
                 <w:rFonts w:ascii="Inter" w:cs="Inter" w:eastAsia="Inter" w:hAnsi="Inter"/>
-                <w:color w:val="454659"/>
+                <w:color w:val="54565A"/>
                 <w:sz w:val="19"/>
                 <w:szCs w:val="19"/>
               </w:rPr>
@@ -944,7 +944,7 @@
             <w:r>
               <w:rPr>
                 <w:rFonts w:ascii="Inter" w:cs="Inter" w:eastAsia="Inter" w:hAnsi="Inter"/>
-                <w:color w:val="454659"/>
+                <w:color w:val="54565A"/>
                 <w:sz w:val="19"/>
                 <w:szCs w:val="19"/>
               </w:rPr>
@@ -969,7 +969,7 @@
             <w:r>
               <w:rPr>
                 <w:rFonts w:ascii="Inter" w:cs="Inter" w:eastAsia="Inter" w:hAnsi="Inter"/>
-                <w:color w:val="454659"/>
+                <w:color w:val="54565A"/>
                 <w:sz w:val="19"/>
                 <w:szCs w:val="19"/>
               </w:rPr>
@@ -994,7 +994,7 @@
             <w:r>
               <w:rPr>
                 <w:rFonts w:ascii="Inter" w:cs="Inter" w:eastAsia="Inter" w:hAnsi="Inter"/>
-                <w:color w:val="454659"/>
+                <w:color w:val="54565A"/>
                 <w:sz w:val="19"/>
                 <w:szCs w:val="19"/>
               </w:rPr>
@@ -1083,7 +1083,7 @@
             <w:r>
               <w:rPr>
                 <w:rFonts w:ascii="Inter" w:cs="Inter" w:eastAsia="Inter" w:hAnsi="Inter"/>
-                <w:color w:val="454659"/>
+                <w:color w:val="54565A"/>
                 <w:sz w:val="20"/>
                 <w:szCs w:val="20"/>
               </w:rPr>
@@ -1139,7 +1139,7 @@
             <w:r>
               <w:rPr>
                 <w:rFonts w:ascii="Inter" w:cs="Inter" w:eastAsia="Inter" w:hAnsi="Inter"/>
-                <w:color w:val="454659"/>
+                <w:color w:val="54565A"/>
                 <w:sz w:val="20"/>
                 <w:szCs w:val="20"/>
               </w:rPr>
@@ -1195,7 +1195,7 @@
             <w:r>
               <w:rPr>
                 <w:rFonts w:ascii="Inter" w:cs="Inter" w:eastAsia="Inter" w:hAnsi="Inter"/>
-                <w:color w:val="454659"/>
+                <w:color w:val="54565A"/>
                 <w:sz w:val="20"/>
                 <w:szCs w:val="20"/>
               </w:rPr>
@@ -1251,7 +1251,7 @@
             <w:r>
               <w:rPr>
                 <w:rFonts w:ascii="Inter" w:cs="Inter" w:eastAsia="Inter" w:hAnsi="Inter"/>
-                <w:color w:val="454659"/>
+                <w:color w:val="54565A"/>
                 <w:sz w:val="20"/>
                 <w:szCs w:val="20"/>
               </w:rPr>
@@ -1307,7 +1307,7 @@
             <w:r>
               <w:rPr>
                 <w:rFonts w:ascii="Inter" w:cs="Inter" w:eastAsia="Inter" w:hAnsi="Inter"/>
-                <w:color w:val="454659"/>
+                <w:color w:val="54565A"/>
                 <w:sz w:val="20"/>
                 <w:szCs w:val="20"/>
               </w:rPr>
@@ -1396,7 +1396,7 @@
             <w:r>
               <w:rPr>
                 <w:rFonts w:ascii="Inter" w:cs="Inter" w:eastAsia="Inter" w:hAnsi="Inter"/>
-                <w:color w:val="454659"/>
+                <w:color w:val="54565A"/>
                 <w:sz w:val="20"/>
                 <w:szCs w:val="20"/>
               </w:rPr>
@@ -1452,7 +1452,7 @@
             <w:r>
               <w:rPr>
                 <w:rFonts w:ascii="Inter" w:cs="Inter" w:eastAsia="Inter" w:hAnsi="Inter"/>
-                <w:color w:val="454659"/>
+                <w:color w:val="54565A"/>
                 <w:sz w:val="20"/>
                 <w:szCs w:val="20"/>
               </w:rPr>
@@ -1508,7 +1508,7 @@
             <w:r>
               <w:rPr>
                 <w:rFonts w:ascii="Inter" w:cs="Inter" w:eastAsia="Inter" w:hAnsi="Inter"/>
-                <w:color w:val="454659"/>
+                <w:color w:val="54565A"/>
                 <w:sz w:val="20"/>
                 <w:szCs w:val="20"/>
               </w:rPr>
@@ -1564,7 +1564,7 @@
             <w:r>
               <w:rPr>
                 <w:rFonts w:ascii="Inter" w:cs="Inter" w:eastAsia="Inter" w:hAnsi="Inter"/>
-                <w:color w:val="454659"/>
+                <w:color w:val="54565A"/>
                 <w:sz w:val="20"/>
                 <w:szCs w:val="20"/>
               </w:rPr>
@@ -1620,7 +1620,7 @@
             <w:r>
               <w:rPr>
                 <w:rFonts w:ascii="Inter" w:cs="Inter" w:eastAsia="Inter" w:hAnsi="Inter"/>
-                <w:color w:val="454659"/>
+                <w:color w:val="54565A"/>
                 <w:sz w:val="20"/>
                 <w:szCs w:val="20"/>
               </w:rPr>
@@ -1709,7 +1709,7 @@
             <w:r>
               <w:rPr>
                 <w:rFonts w:ascii="Inter" w:cs="Inter" w:eastAsia="Inter" w:hAnsi="Inter"/>
-                <w:color w:val="454659"/>
+                <w:color w:val="54565A"/>
                 <w:sz w:val="20"/>
                 <w:szCs w:val="20"/>
               </w:rPr>
@@ -1765,7 +1765,7 @@
             <w:r>
               <w:rPr>
                 <w:rFonts w:ascii="Inter" w:cs="Inter" w:eastAsia="Inter" w:hAnsi="Inter"/>
-                <w:color w:val="454659"/>
+                <w:color w:val="54565A"/>
                 <w:sz w:val="20"/>
                 <w:szCs w:val="20"/>
               </w:rPr>
@@ -1821,7 +1821,7 @@
             <w:r>
               <w:rPr>
                 <w:rFonts w:ascii="Inter" w:cs="Inter" w:eastAsia="Inter" w:hAnsi="Inter"/>
-                <w:color w:val="454659"/>
+                <w:color w:val="54565A"/>
                 <w:sz w:val="20"/>
                 <w:szCs w:val="20"/>
               </w:rPr>
@@ -1877,7 +1877,7 @@
             <w:r>
               <w:rPr>
                 <w:rFonts w:ascii="Inter" w:cs="Inter" w:eastAsia="Inter" w:hAnsi="Inter"/>
-                <w:color w:val="454659"/>
+                <w:color w:val="54565A"/>
                 <w:sz w:val="20"/>
                 <w:szCs w:val="20"/>
               </w:rPr>
@@ -1933,7 +1933,7 @@
             <w:r>
               <w:rPr>
                 <w:rFonts w:ascii="Inter" w:cs="Inter" w:eastAsia="Inter" w:hAnsi="Inter"/>
-                <w:color w:val="454659"/>
+                <w:color w:val="54565A"/>
                 <w:sz w:val="20"/>
                 <w:szCs w:val="20"/>
               </w:rPr>
@@ -2036,7 +2036,7 @@
                 <w:rFonts w:ascii="Inter" w:cs="Inter" w:eastAsia="Inter" w:hAnsi="Inter"/>
                 <w:i/>
                 <w:iCs/>
-                <w:color w:val="454659"/>
+                <w:color w:val="54565A"/>
                 <w:sz w:val="20"/>
                 <w:szCs w:val="20"/>
               </w:rPr>
@@ -2066,7 +2066,7 @@
           <w:rFonts w:ascii="Inter" w:cs="Inter" w:eastAsia="Inter" w:hAnsi="Inter"/>
           <w:i/>
           <w:iCs/>
-          <w:color w:val="454659"/>
+          <w:color w:val="54565A"/>
           <w:sz w:val="20"/>
           <w:szCs w:val="20"/>
         </w:rPr>
@@ -2147,7 +2147,7 @@
                 <w:rFonts w:ascii="Inter" w:cs="Inter" w:eastAsia="Inter" w:hAnsi="Inter"/>
                 <w:i/>
                 <w:iCs/>
-                <w:color w:val="454659"/>
+                <w:color w:val="54565A"/>
                 <w:sz w:val="18"/>
                 <w:szCs w:val="18"/>
               </w:rPr>
@@ -2178,7 +2178,7 @@
           <w:rFonts w:ascii="Inter" w:cs="Inter" w:eastAsia="Inter" w:hAnsi="Inter"/>
           <w:b w:val="false"/>
           <w:bCs w:val="false"/>
-          <w:color w:val="454659"/>
+          <w:color w:val="54565A"/>
           <w:sz w:val="21"/>
           <w:szCs w:val="21"/>
         </w:rPr>
@@ -2206,7 +2206,7 @@
           <w:rFonts w:ascii="Inter" w:cs="Inter" w:eastAsia="Inter" w:hAnsi="Inter"/>
           <w:b w:val="false"/>
           <w:bCs w:val="false"/>
-          <w:color w:val="454659"/>
+          <w:color w:val="54565A"/>
           <w:sz w:val="21"/>
           <w:szCs w:val="21"/>
         </w:rPr>
@@ -2234,7 +2234,7 @@
           <w:rFonts w:ascii="Inter" w:cs="Inter" w:eastAsia="Inter" w:hAnsi="Inter"/>
           <w:b w:val="false"/>
           <w:bCs w:val="false"/>
-          <w:color w:val="454659"/>
+          <w:color w:val="54565A"/>
           <w:sz w:val="21"/>
           <w:szCs w:val="21"/>
         </w:rPr>
@@ -2262,7 +2262,7 @@
           <w:rFonts w:ascii="Inter" w:cs="Inter" w:eastAsia="Inter" w:hAnsi="Inter"/>
           <w:b w:val="false"/>
           <w:bCs w:val="false"/>
-          <w:color w:val="454659"/>
+          <w:color w:val="54565A"/>
           <w:sz w:val="21"/>
           <w:szCs w:val="21"/>
         </w:rPr>
@@ -2290,7 +2290,7 @@
           <w:rFonts w:ascii="Inter" w:cs="Inter" w:eastAsia="Inter" w:hAnsi="Inter"/>
           <w:b w:val="false"/>
           <w:bCs w:val="false"/>
-          <w:color w:val="454659"/>
+          <w:color w:val="54565A"/>
           <w:sz w:val="21"/>
           <w:szCs w:val="21"/>
         </w:rPr>
@@ -2318,7 +2318,7 @@
           <w:rFonts w:ascii="Inter" w:cs="Inter" w:eastAsia="Inter" w:hAnsi="Inter"/>
           <w:b w:val="false"/>
           <w:bCs w:val="false"/>
-          <w:color w:val="454659"/>
+          <w:color w:val="54565A"/>
           <w:sz w:val="21"/>
           <w:szCs w:val="21"/>
         </w:rPr>
@@ -2346,7 +2346,7 @@
           <w:rFonts w:ascii="Inter" w:cs="Inter" w:eastAsia="Inter" w:hAnsi="Inter"/>
           <w:b w:val="false"/>
           <w:bCs w:val="false"/>
-          <w:color w:val="454659"/>
+          <w:color w:val="54565A"/>
           <w:sz w:val="21"/>
           <w:szCs w:val="21"/>
         </w:rPr>
@@ -2427,7 +2427,7 @@
                 <w:rFonts w:ascii="Inter" w:cs="Inter" w:eastAsia="Inter" w:hAnsi="Inter"/>
                 <w:i/>
                 <w:iCs/>
-                <w:color w:val="454659"/>
+                <w:color w:val="54565A"/>
                 <w:sz w:val="18"/>
                 <w:szCs w:val="18"/>
               </w:rPr>
@@ -2444,7 +2444,7 @@
       <w:r>
         <w:rPr>
           <w:rFonts w:ascii="Inter" w:cs="Inter" w:eastAsia="Inter" w:hAnsi="Inter"/>
-          <w:color w:val="454659"/>
+          <w:color w:val="54565A"/>
           <w:sz w:val="20"/>
           <w:szCs w:val="20"/>
         </w:rPr>
@@ -2464,7 +2464,7 @@
       <w:r>
         <w:rPr>
           <w:rFonts w:ascii="Inter" w:cs="Inter" w:eastAsia="Inter" w:hAnsi="Inter"/>
-          <w:color w:val="454659"/>
+          <w:color w:val="54565A"/>
           <w:sz w:val="20"/>
           <w:szCs w:val="20"/>
         </w:rPr>
@@ -2484,7 +2484,7 @@
       <w:r>
         <w:rPr>
           <w:rFonts w:ascii="Inter" w:cs="Inter" w:eastAsia="Inter" w:hAnsi="Inter"/>
-          <w:color w:val="454659"/>
+          <w:color w:val="54565A"/>
           <w:sz w:val="20"/>
           <w:szCs w:val="20"/>
         </w:rPr>
@@ -2689,35 +2689,11 @@
     <w:r>
       <w:rPr>
         <w:rFonts w:ascii="Inter" w:cs="Inter" w:eastAsia="Inter" w:hAnsi="Inter"/>
-        <w:color w:val="454659"/>
+        <w:color w:val="54565A"/>
         <w:sz w:val="14"/>
         <w:szCs w:val="14"/>
       </w:rPr>
-      <w:t xml:space="preserve">Meridian Commerce Group  •  </w:t>
-    </w:r>
-    <w:r>
-      <w:rPr>
-        <w:rFonts w:ascii="Inter" w:cs="Inter" w:eastAsia="Inter" w:hAnsi="Inter"/>
-        <w:color w:val="454659"/>
-        <w:sz w:val="14"/>
-        <w:szCs w:val="14"/>
-      </w:rPr>
-      <w:t xml:space="preserve">Weena 505, 3013 AL Rotterdam, Netherlands</w:t>
-    </w:r>
-  </w:p>
-  <w:p>
-    <w:pPr>
-      <w:spacing w:after="0" w:before="0"/>
-      <w:jc w:val="center"/>
-    </w:pPr>
-    <w:r>
-      <w:rPr>
-        <w:rFonts w:ascii="Inter" w:cs="Inter" w:eastAsia="Inter" w:hAnsi="Inter"/>
-        <w:color w:val="454659"/>
-        <w:sz w:val="14"/>
-        <w:szCs w:val="14"/>
-      </w:rPr>
-      <w:t xml:space="preserve">+31 10 798 4000  •  www.meridiancommerce.com  •  info@meridiancommerce.com</w:t>
+      <w:t xml:space="preserve">Qlik</w:t>
     </w:r>
   </w:p>
   <w:p>
@@ -2739,7 +2715,7 @@
     <w:r>
       <w:rPr>
         <w:rFonts w:ascii="Inter" w:cs="Inter" w:eastAsia="Inter" w:hAnsi="Inter"/>
-        <w:color w:val="454659"/>
+        <w:color w:val="54565A"/>
         <w:sz w:val="13"/>
         <w:szCs w:val="13"/>
       </w:rPr>
@@ -2748,7 +2724,7 @@
     <w:r>
       <w:rPr>
         <w:rFonts w:ascii="Inter" w:cs="Inter" w:eastAsia="Inter" w:hAnsi="Inter"/>
-        <w:color w:val="454659"/>
+        <w:color w:val="54565A"/>
         <w:sz w:val="13"/>
         <w:szCs w:val="13"/>
       </w:rPr>
@@ -2802,12 +2778,12 @@
 <w:hdr xmlns:wpc="http://schemas.microsoft.com/office/word/2010/wordprocessingCanvas" xmlns:mc="http://schemas.openxmlformats.org/markup-compatibility/2006" xmlns:o="urn:schemas-microsoft-com:office:office" xmlns:r="http://schemas.openxmlformats.org/officeDocument/2006/relationships" xmlns:m="http://schemas.openxmlformats.org/officeDocument/2006/math" xmlns:v="urn:schemas-microsoft-com:vml" xmlns:wp14="http://schemas.microsoft.com/office/word/2010/wordprocessingDrawing" xmlns:wp="http://schemas.openxmlformats.org/drawingml/2006/wordprocessingDrawing" xmlns:w10="urn:schemas-microsoft-com:office:word" xmlns:w="http://schemas.openxmlformats.org/wordprocessingml/2006/main" xmlns:w14="http://schemas.microsoft.com/office/word/2010/wordml" xmlns:w15="http://schemas.microsoft.com/office/word/2012/wordml" xmlns:wpg="http://schemas.microsoft.com/office/word/2010/wordprocessingGroup" xmlns:wpi="http://schemas.microsoft.com/office/word/2010/wordprocessingInk" xmlns:wne="http://schemas.microsoft.com/office/word/2006/wordml" xmlns:wps="http://schemas.microsoft.com/office/word/2010/wordprocessingShape" xmlns:cx="http://schemas.microsoft.com/office/drawing/2014/chartex" xmlns:cx1="http://schemas.microsoft.com/office/drawing/2015/9/8/chartex" xmlns:cx2="http://schemas.microsoft.com/office/drawing/2015/10/21/chartex" xmlns:cx3="http://schemas.microsoft.com/office/drawing/2016/5/9/chartex" xmlns:cx4="http://schemas.microsoft.com/office/drawing/2016/5/10/chartex" xmlns:cx5="http://schemas.microsoft.com/office/drawing/2016/5/11/chartex" xmlns:cx6="http://schemas.microsoft.com/office/drawing/2016/5/12/chartex" xmlns:cx7="http://schemas.microsoft.com/office/drawing/2016/5/13/chartex" xmlns:cx8="http://schemas.microsoft.com/office/drawing/2016/5/14/chartex" xmlns:w16cid="http://schemas.microsoft.com/office/word/2016/wordml/cid" xmlns:w16se="http://schemas.microsoft.com/office/word/2015/wordml/symex">
   <w:p>
     <w:pPr>
-      <w:spacing w:after="0"/>
+      <w:spacing w:after="60"/>
     </w:pPr>
     <w:r>
       <w:drawing>
         <wp:inline distT="0" distB="0" distL="0" distR="0">
-          <wp:extent cx="762000" cy="333375"/>
+          <wp:extent cx="1123950" cy="628650"/>
           <wp:effectExtent t="0" r="0" b="0" l="0"/>
           <wp:docPr id="1" name="" descr="" title=""/>
           <wp:cNvGraphicFramePr>
@@ -2832,7 +2808,7 @@
                 <pic:spPr bwMode="auto">
                   <a:xfrm>
                     <a:off x="0" y="0"/>
-                    <a:ext cx="762000" cy="333375"/>
+                    <a:ext cx="1123950" cy="628650"/>
                   </a:xfrm>
                   <a:prstGeom prst="rect">
                     <a:avLst/>
@@ -2843,63 +2819,6 @@
           </a:graphic>
         </wp:inline>
       </w:drawing>
-    </w:r>
-    <w:r>
-      <w:rPr>
-        <w:rFonts w:ascii="Inter" w:cs="Inter" w:eastAsia="Inter" w:hAnsi="Inter"/>
-        <w:sz w:val="20"/>
-        <w:szCs w:val="20"/>
-      </w:rPr>
-      <w:t xml:space="preserve">   </w:t>
-    </w:r>
-    <w:r>
-      <w:rPr>
-        <w:rFonts w:ascii="Inter" w:cs="Inter" w:eastAsia="Inter" w:hAnsi="Inter"/>
-        <w:b/>
-        <w:bCs/>
-        <w:color w:val="19416C"/>
-        <w:sz w:val="26"/>
-        <w:szCs w:val="26"/>
-      </w:rPr>
-      <w:t xml:space="preserve">MERIDIAN</w:t>
-    </w:r>
-    <w:r>
-      <w:rPr>
-        <w:rFonts w:ascii="Inter" w:cs="Inter" w:eastAsia="Inter" w:hAnsi="Inter"/>
-        <w:b w:val="false"/>
-        <w:bCs w:val="false"/>
-        <w:color w:val="19416C"/>
-        <w:sz w:val="26"/>
-        <w:szCs w:val="26"/>
-      </w:rPr>
-      <w:t xml:space="preserve"> COMMERCE </w:t>
-    </w:r>
-    <w:r>
-      <w:rPr>
-        <w:rFonts w:ascii="Inter" w:cs="Inter" w:eastAsia="Inter" w:hAnsi="Inter"/>
-        <w:b/>
-        <w:bCs/>
-        <w:color w:val="009845"/>
-        <w:sz w:val="26"/>
-        <w:szCs w:val="26"/>
-      </w:rPr>
-      <w:t xml:space="preserve">GROUP</w:t>
-    </w:r>
-  </w:p>
-  <w:p>
-    <w:pPr>
-      <w:spacing w:after="0"/>
-    </w:pPr>
-    <w:r>
-      <w:rPr>
-        <w:rFonts w:ascii="Inter" w:cs="Inter" w:eastAsia="Inter" w:hAnsi="Inter"/>
-        <w:i/>
-        <w:iCs/>
-        <w:color w:val="454659"/>
-        <w:sz w:val="16"/>
-        <w:szCs w:val="16"/>
-      </w:rPr>
-      <w:t xml:space="preserve">The neighborhood store with global reach</w:t>
     </w:r>
   </w:p>
   <w:p>
@@ -3034,12 +2953,12 @@
 </file>
 
 <file path=word/styles.xml><?xml version="1.0" encoding="utf-8"?>
-<w:styles xmlns:mc="http://schemas.openxmlformats.org/markup-compatibility/2006" xmlns:r="http://schemas.openxmlformats.org/officeDocument/2006/relationships" xmlns:w="http://schemas.openxmlformats.org/wordprocessingml/2006/main" xmlns:w14="http://schemas.microsoft.com/office/word/2010/wordml" xmlns:w15="http://schemas.microsoft.com/office/word/2012/wordml" xmlns:w16cex="http://schemas.microsoft.com/office/word/2018/wordml/cex" xmlns:w16cid="http://schemas.microsoft.com/office/word/2016/wordml/cid" xmlns:w16="http://schemas.microsoft.com/office/word/2018/wordml" xmlns:w16sdtdh="http://schemas.microsoft.com/office/word/2020/wordml/sdtdatahash" xmlns:w16se="http://schemas.microsoft.com/office/word/2015/wordml/symex" mc:Ignorable="w14 w15 w16se w16cid w16 w16cex w16sdtdh">
+<w:styles xmlns:mc="http://schemas.openxmlformats.org/markup-compatibility/2006" xmlns:r="http://schemas.openxmlformats.org/officeDocument/2006/relationships" xmlns:w="http://schemas.openxmlformats.org/wordprocessingml/2006/main" xmlns:w14="http://schemas.microsoft.com/office/word/2010/wordml" xmlns:w15="http://schemas.microsoft.com/office/word/2012/wordml" mc:Ignorable="w14 w15">
   <w:docDefaults>
     <w:rPrDefault>
       <w:rPr>
         <w:rFonts w:ascii="Inter" w:cs="Inter" w:eastAsia="Inter" w:hAnsi="Inter"/>
-        <w:color w:val="454659"/>
+        <w:color w:val="54565A"/>
         <w:sz w:val="22"/>
         <w:szCs w:val="22"/>
       </w:rPr>
@@ -3239,941 +3158,5 @@
       <w:szCs w:val="20"/>
     </w:rPr>
   </w:style>
-  <w:docDefaults>
-    <w:rPrDefault>
-      <w:rPr>
-        <w:rFonts w:asciiTheme="minorHAnsi" w:eastAsiaTheme="minorHAnsi" w:hAnsiTheme="minorHAnsi" w:cstheme="minorBidi"/>
-        <w:kern w:val="2"/>
-        <w:sz w:val="24"/>
-        <w:szCs w:val="24"/>
-        <w:lang w:val="en-US" w:eastAsia="en-US" w:bidi="ar-SA"/>
-        <w14:ligatures w14:val="standardContextual"/>
-      </w:rPr>
-    </w:rPrDefault>
-    <w:pPrDefault/>
-  </w:docDefaults>
-  <w:latentStyles w:defLockedState="0" w:defUIPriority="99" w:defSemiHidden="0" w:defUnhideWhenUsed="0" w:defQFormat="0" w:count="376">
-    <w:lsdException w:name="Normal" w:uiPriority="0" w:qFormat="1"/>
-    <w:lsdException w:name="heading 1" w:uiPriority="9" w:qFormat="1"/>
-    <w:lsdException w:name="heading 2" w:semiHidden="1" w:uiPriority="9" w:unhideWhenUsed="1" w:qFormat="1"/>
-    <w:lsdException w:name="heading 3" w:semiHidden="1" w:uiPriority="9" w:unhideWhenUsed="1" w:qFormat="1"/>
-    <w:lsdException w:name="heading 4" w:semiHidden="1" w:uiPriority="9" w:unhideWhenUsed="1" w:qFormat="1"/>
-    <w:lsdException w:name="heading 5" w:semiHidden="1" w:uiPriority="9" w:unhideWhenUsed="1" w:qFormat="1"/>
-    <w:lsdException w:name="heading 6" w:semiHidden="1" w:uiPriority="9" w:unhideWhenUsed="1" w:qFormat="1"/>
-    <w:lsdException w:name="heading 7" w:semiHidden="1" w:uiPriority="9" w:unhideWhenUsed="1" w:qFormat="1"/>
-    <w:lsdException w:name="heading 8" w:semiHidden="1" w:uiPriority="9" w:unhideWhenUsed="1" w:qFormat="1"/>
-    <w:lsdException w:name="heading 9" w:semiHidden="1" w:uiPriority="9" w:unhideWhenUsed="1" w:qFormat="1"/>
-    <w:lsdException w:name="index 1" w:semiHidden="1" w:unhideWhenUsed="1"/>
-    <w:lsdException w:name="index 2" w:semiHidden="1" w:unhideWhenUsed="1"/>
-    <w:lsdException w:name="index 3" w:semiHidden="1" w:unhideWhenUsed="1"/>
-    <w:lsdException w:name="index 4" w:semiHidden="1" w:unhideWhenUsed="1"/>
-    <w:lsdException w:name="index 5" w:semiHidden="1" w:unhideWhenUsed="1"/>
-    <w:lsdException w:name="index 6" w:semiHidden="1" w:unhideWhenUsed="1"/>
-    <w:lsdException w:name="index 7" w:semiHidden="1" w:unhideWhenUsed="1"/>
-    <w:lsdException w:name="index 8" w:semiHidden="1" w:unhideWhenUsed="1"/>
-    <w:lsdException w:name="index 9" w:semiHidden="1" w:unhideWhenUsed="1"/>
-    <w:lsdException w:name="toc 1" w:semiHidden="1" w:uiPriority="39" w:unhideWhenUsed="1"/>
-    <w:lsdException w:name="toc 2" w:semiHidden="1" w:uiPriority="39" w:unhideWhenUsed="1"/>
-    <w:lsdException w:name="toc 3" w:semiHidden="1" w:uiPriority="39" w:unhideWhenUsed="1"/>
-    <w:lsdException w:name="toc 4" w:semiHidden="1" w:uiPriority="39" w:unhideWhenUsed="1"/>
-    <w:lsdException w:name="toc 5" w:semiHidden="1" w:uiPriority="39" w:unhideWhenUsed="1"/>
-    <w:lsdException w:name="toc 6" w:semiHidden="1" w:uiPriority="39" w:unhideWhenUsed="1"/>
-    <w:lsdException w:name="toc 7" w:semiHidden="1" w:uiPriority="39" w:unhideWhenUsed="1"/>
-    <w:lsdException w:name="toc 8" w:semiHidden="1" w:uiPriority="39" w:unhideWhenUsed="1"/>
-    <w:lsdException w:name="toc 9" w:semiHidden="1" w:uiPriority="39" w:unhideWhenUsed="1"/>
-    <w:lsdException w:name="Normal Indent" w:semiHidden="1" w:unhideWhenUsed="1"/>
-    <w:lsdException w:name="footnote text" w:semiHidden="1" w:unhideWhenUsed="1"/>
-    <w:lsdException w:name="annotation text" w:semiHidden="1" w:unhideWhenUsed="1"/>
-    <w:lsdException w:name="header" w:semiHidden="1" w:unhideWhenUsed="1"/>
-    <w:lsdException w:name="footer" w:semiHidden="1" w:unhideWhenUsed="1"/>
-    <w:lsdException w:name="index heading" w:semiHidden="1" w:unhideWhenUsed="1"/>
-    <w:lsdException w:name="caption" w:semiHidden="1" w:uiPriority="35" w:unhideWhenUsed="1" w:qFormat="1"/>
-    <w:lsdException w:name="table of figures" w:semiHidden="1" w:unhideWhenUsed="1"/>
-    <w:lsdException w:name="envelope address" w:semiHidden="1" w:unhideWhenUsed="1"/>
-    <w:lsdException w:name="envelope return" w:semiHidden="1" w:unhideWhenUsed="1"/>
-    <w:lsdException w:name="footnote reference" w:semiHidden="1" w:unhideWhenUsed="1"/>
-    <w:lsdException w:name="annotation reference" w:semiHidden="1" w:unhideWhenUsed="1"/>
-    <w:lsdException w:name="line number" w:semiHidden="1" w:unhideWhenUsed="1"/>
-    <w:lsdException w:name="page number" w:semiHidden="1" w:unhideWhenUsed="1"/>
-    <w:lsdException w:name="endnote reference" w:semiHidden="1" w:unhideWhenUsed="1"/>
-    <w:lsdException w:name="endnote text" w:semiHidden="1" w:unhideWhenUsed="1"/>
-    <w:lsdException w:name="table of authorities" w:semiHidden="1" w:unhideWhenUsed="1"/>
-    <w:lsdException w:name="macro" w:semiHidden="1" w:unhideWhenUsed="1"/>
-    <w:lsdException w:name="toa heading" w:semiHidden="1" w:unhideWhenUsed="1"/>
-    <w:lsdException w:name="List" w:semiHidden="1" w:unhideWhenUsed="1"/>
-    <w:lsdException w:name="List Bullet" w:semiHidden="1" w:unhideWhenUsed="1"/>
-    <w:lsdException w:name="List Number" w:semiHidden="1" w:unhideWhenUsed="1"/>
-    <w:lsdException w:name="List 2" w:semiHidden="1" w:unhideWhenUsed="1"/>
-    <w:lsdException w:name="List 3" w:semiHidden="1" w:unhideWhenUsed="1"/>
-    <w:lsdException w:name="List 4" w:semiHidden="1" w:unhideWhenUsed="1"/>
-    <w:lsdException w:name="List 5" w:semiHidden="1" w:unhideWhenUsed="1"/>
-    <w:lsdException w:name="List Bullet 2" w:semiHidden="1" w:unhideWhenUsed="1"/>
-    <w:lsdException w:name="List Bullet 3" w:semiHidden="1" w:unhideWhenUsed="1"/>
-    <w:lsdException w:name="List Bullet 4" w:semiHidden="1" w:unhideWhenUsed="1"/>
-    <w:lsdException w:name="List Bullet 5" w:semiHidden="1" w:unhideWhenUsed="1"/>
-    <w:lsdException w:name="List Number 2" w:semiHidden="1" w:unhideWhenUsed="1"/>
-    <w:lsdException w:name="List Number 3" w:semiHidden="1" w:unhideWhenUsed="1"/>
-    <w:lsdException w:name="List Number 4" w:semiHidden="1" w:unhideWhenUsed="1"/>
-    <w:lsdException w:name="List Number 5" w:semiHidden="1" w:unhideWhenUsed="1"/>
-    <w:lsdException w:name="Title" w:uiPriority="10" w:qFormat="1"/>
-    <w:lsdException w:name="Closing" w:semiHidden="1" w:unhideWhenUsed="1"/>
-    <w:lsdException w:name="Signature" w:semiHidden="1" w:unhideWhenUsed="1"/>
-    <w:lsdException w:name="Default Paragraph Font" w:semiHidden="1" w:uiPriority="1" w:unhideWhenUsed="1"/>
-    <w:lsdException w:name="Body Text" w:semiHidden="1" w:uiPriority="1" w:unhideWhenUsed="1" w:qFormat="1"/>
-    <w:lsdException w:name="Body Text Indent" w:semiHidden="1" w:unhideWhenUsed="1"/>
-    <w:lsdException w:name="List Continue" w:semiHidden="1" w:unhideWhenUsed="1"/>
-    <w:lsdException w:name="List Continue 2" w:semiHidden="1" w:unhideWhenUsed="1"/>
-    <w:lsdException w:name="List Continue 3" w:semiHidden="1" w:unhideWhenUsed="1"/>
-    <w:lsdException w:name="List Continue 4" w:semiHidden="1" w:unhideWhenUsed="1"/>
-    <w:lsdException w:name="List Continue 5" w:semiHidden="1" w:unhideWhenUsed="1"/>
-    <w:lsdException w:name="Message Header" w:semiHidden="1" w:unhideWhenUsed="1"/>
-    <w:lsdException w:name="Subtitle" w:uiPriority="11" w:qFormat="1"/>
-    <w:lsdException w:name="Salutation" w:semiHidden="1" w:unhideWhenUsed="1"/>
-    <w:lsdException w:name="Date" w:semiHidden="1" w:unhideWhenUsed="1"/>
-    <w:lsdException w:name="Body Text First Indent" w:semiHidden="1" w:unhideWhenUsed="1"/>
-    <w:lsdException w:name="Body Text First Indent 2" w:semiHidden="1" w:unhideWhenUsed="1"/>
-    <w:lsdException w:name="Note Heading" w:semiHidden="1" w:unhideWhenUsed="1"/>
-    <w:lsdException w:name="Body Text 2" w:semiHidden="1" w:unhideWhenUsed="1"/>
-    <w:lsdException w:name="Body Text 3" w:semiHidden="1" w:unhideWhenUsed="1"/>
-    <w:lsdException w:name="Body Text Indent 2" w:semiHidden="1" w:unhideWhenUsed="1"/>
-    <w:lsdException w:name="Body Text Indent 3" w:semiHidden="1" w:unhideWhenUsed="1"/>
-    <w:lsdException w:name="Block Text" w:semiHidden="1" w:unhideWhenUsed="1"/>
-    <w:lsdException w:name="Hyperlink" w:semiHidden="1" w:unhideWhenUsed="1"/>
-    <w:lsdException w:name="FollowedHyperlink" w:semiHidden="1" w:unhideWhenUsed="1"/>
-    <w:lsdException w:name="Strong" w:uiPriority="22" w:qFormat="1"/>
-    <w:lsdException w:name="Emphasis" w:uiPriority="20" w:qFormat="1"/>
-    <w:lsdException w:name="Document Map" w:semiHidden="1" w:unhideWhenUsed="1"/>
-    <w:lsdException w:name="Plain Text" w:semiHidden="1" w:unhideWhenUsed="1"/>
-    <w:lsdException w:name="E-mail Signature" w:semiHidden="1" w:unhideWhenUsed="1"/>
-    <w:lsdException w:name="HTML Top of Form" w:semiHidden="1" w:unhideWhenUsed="1"/>
-    <w:lsdException w:name="HTML Bottom of Form" w:semiHidden="1" w:unhideWhenUsed="1"/>
-    <w:lsdException w:name="Normal (Web)" w:semiHidden="1" w:unhideWhenUsed="1"/>
-    <w:lsdException w:name="HTML Acronym" w:semiHidden="1" w:unhideWhenUsed="1"/>
-    <w:lsdException w:name="HTML Address" w:semiHidden="1" w:unhideWhenUsed="1"/>
-    <w:lsdException w:name="HTML Cite" w:semiHidden="1" w:unhideWhenUsed="1"/>
-    <w:lsdException w:name="HTML Code" w:semiHidden="1" w:unhideWhenUsed="1"/>
-    <w:lsdException w:name="HTML Definition" w:semiHidden="1" w:unhideWhenUsed="1"/>
-    <w:lsdException w:name="HTML Keyboard" w:semiHidden="1" w:unhideWhenUsed="1"/>
-    <w:lsdException w:name="HTML Preformatted" w:semiHidden="1" w:unhideWhenUsed="1"/>
-    <w:lsdException w:name="HTML Sample" w:semiHidden="1" w:unhideWhenUsed="1"/>
-    <w:lsdException w:name="HTML Typewriter" w:semiHidden="1" w:unhideWhenUsed="1"/>
-    <w:lsdException w:name="HTML Variable" w:semiHidden="1" w:unhideWhenUsed="1"/>
-    <w:lsdException w:name="Normal Table" w:semiHidden="1" w:unhideWhenUsed="1"/>
-    <w:lsdException w:name="annotation subject" w:semiHidden="1" w:unhideWhenUsed="1"/>
-    <w:lsdException w:name="No List" w:semiHidden="1" w:unhideWhenUsed="1"/>
-    <w:lsdException w:name="Outline List 1" w:semiHidden="1" w:unhideWhenUsed="1"/>
-    <w:lsdException w:name="Outline List 2" w:semiHidden="1" w:unhideWhenUsed="1"/>
-    <w:lsdException w:name="Outline List 3" w:semiHidden="1" w:unhideWhenUsed="1"/>
-    <w:lsdException w:name="Table Simple 1" w:semiHidden="1" w:unhideWhenUsed="1"/>
-    <w:lsdException w:name="Table Simple 2" w:semiHidden="1" w:unhideWhenUsed="1"/>
-    <w:lsdException w:name="Table Simple 3" w:semiHidden="1" w:unhideWhenUsed="1"/>
-    <w:lsdException w:name="Table Classic 1" w:semiHidden="1" w:unhideWhenUsed="1"/>
-    <w:lsdException w:name="Table Classic 2" w:semiHidden="1" w:unhideWhenUsed="1"/>
-    <w:lsdException w:name="Table Classic 3" w:semiHidden="1" w:unhideWhenUsed="1"/>
-    <w:lsdException w:name="Table Classic 4" w:semiHidden="1" w:unhideWhenUsed="1"/>
-    <w:lsdException w:name="Table Colorful 1" w:semiHidden="1" w:unhideWhenUsed="1"/>
-    <w:lsdException w:name="Table Colorful 2" w:semiHidden="1" w:unhideWhenUsed="1"/>
-    <w:lsdException w:name="Table Colorful 3" w:semiHidden="1" w:unhideWhenUsed="1"/>
-    <w:lsdException w:name="Table Columns 1" w:semiHidden="1" w:unhideWhenUsed="1"/>
-    <w:lsdException w:name="Table Columns 2" w:semiHidden="1" w:unhideWhenUsed="1"/>
-    <w:lsdException w:name="Table Columns 3" w:semiHidden="1" w:unhideWhenUsed="1"/>
-    <w:lsdException w:name="Table Columns 4" w:semiHidden="1" w:unhideWhenUsed="1"/>
-    <w:lsdException w:name="Table Columns 5" w:semiHidden="1" w:unhideWhenUsed="1"/>
-    <w:lsdException w:name="Table Grid 1" w:semiHidden="1" w:unhideWhenUsed="1"/>
-    <w:lsdException w:name="Table Grid 2" w:semiHidden="1" w:unhideWhenUsed="1"/>
-    <w:lsdException w:name="Table Grid 3" w:semiHidden="1" w:unhideWhenUsed="1"/>
-    <w:lsdException w:name="Table Grid 4" w:semiHidden="1" w:unhideWhenUsed="1"/>
-    <w:lsdException w:name="Table Grid 5" w:semiHidden="1" w:unhideWhenUsed="1"/>
-    <w:lsdException w:name="Table Grid 6" w:semiHidden="1" w:unhideWhenUsed="1"/>
-    <w:lsdException w:name="Table Grid 7" w:semiHidden="1" w:unhideWhenUsed="1"/>
-    <w:lsdException w:name="Table Grid 8" w:semiHidden="1" w:unhideWhenUsed="1"/>
-    <w:lsdException w:name="Table List 1" w:semiHidden="1" w:unhideWhenUsed="1"/>
-    <w:lsdException w:name="Table List 2" w:semiHidden="1" w:unhideWhenUsed="1"/>
-    <w:lsdException w:name="Table List 3" w:semiHidden="1" w:unhideWhenUsed="1"/>
-    <w:lsdException w:name="Table List 4" w:semiHidden="1" w:unhideWhenUsed="1"/>
-    <w:lsdException w:name="Table List 5" w:semiHidden="1" w:unhideWhenUsed="1"/>
-    <w:lsdException w:name="Table List 6" w:semiHidden="1" w:unhideWhenUsed="1"/>
-    <w:lsdException w:name="Table List 7" w:semiHidden="1" w:unhideWhenUsed="1"/>
-    <w:lsdException w:name="Table List 8" w:semiHidden="1" w:unhideWhenUsed="1"/>
-    <w:lsdException w:name="Table 3D effects 1" w:semiHidden="1" w:unhideWhenUsed="1"/>
-    <w:lsdException w:name="Table 3D effects 2" w:semiHidden="1" w:unhideWhenUsed="1"/>
-    <w:lsdException w:name="Table 3D effects 3" w:semiHidden="1" w:unhideWhenUsed="1"/>
-    <w:lsdException w:name="Table Contemporary" w:semiHidden="1" w:unhideWhenUsed="1"/>
-    <w:lsdException w:name="Table Elegant" w:semiHidden="1" w:unhideWhenUsed="1"/>
-    <w:lsdException w:name="Table Professional" w:semiHidden="1" w:unhideWhenUsed="1"/>
-    <w:lsdException w:name="Table Subtle 1" w:semiHidden="1" w:unhideWhenUsed="1"/>
-    <w:lsdException w:name="Table Subtle 2" w:semiHidden="1" w:unhideWhenUsed="1"/>
-    <w:lsdException w:name="Table Web 1" w:semiHidden="1" w:unhideWhenUsed="1"/>
-    <w:lsdException w:name="Table Web 2" w:semiHidden="1" w:unhideWhenUsed="1"/>
-    <w:lsdException w:name="Table Web 3" w:semiHidden="1" w:unhideWhenUsed="1"/>
-    <w:lsdException w:name="Balloon Text" w:semiHidden="1" w:unhideWhenUsed="1"/>
-    <w:lsdException w:name="Table Grid" w:uiPriority="59"/>
-    <w:lsdException w:name="Table Theme" w:semiHidden="1" w:unhideWhenUsed="1"/>
-    <w:lsdException w:name="Placeholder Text" w:semiHidden="1"/>
-    <w:lsdException w:name="No Spacing" w:uiPriority="1" w:qFormat="1"/>
-    <w:lsdException w:name="Light Shading" w:uiPriority="60"/>
-    <w:lsdException w:name="Light List" w:uiPriority="61"/>
-    <w:lsdException w:name="Light Grid" w:uiPriority="62"/>
-    <w:lsdException w:name="Medium Shading 1" w:uiPriority="63"/>
-    <w:lsdException w:name="Medium Shading 2" w:uiPriority="64"/>
-    <w:lsdException w:name="Medium List 1" w:uiPriority="65"/>
-    <w:lsdException w:name="Medium List 2" w:uiPriority="66"/>
-    <w:lsdException w:name="Medium Grid 1" w:uiPriority="67"/>
-    <w:lsdException w:name="Medium Grid 2" w:uiPriority="68"/>
-    <w:lsdException w:name="Medium Grid 3" w:uiPriority="69"/>
-    <w:lsdException w:name="Dark List" w:uiPriority="70"/>
-    <w:lsdException w:name="Colorful Shading" w:uiPriority="71"/>
-    <w:lsdException w:name="Colorful List" w:uiPriority="72"/>
-    <w:lsdException w:name="Colorful Grid" w:uiPriority="73"/>
-    <w:lsdException w:name="Light Shading Accent 1" w:uiPriority="60"/>
-    <w:lsdException w:name="Light List Accent 1" w:uiPriority="61"/>
-    <w:lsdException w:name="Light Grid Accent 1" w:uiPriority="62"/>
-    <w:lsdException w:name="Medium Shading 1 Accent 1" w:uiPriority="63"/>
-    <w:lsdException w:name="Medium Shading 2 Accent 1" w:uiPriority="64"/>
-    <w:lsdException w:name="Medium List 1 Accent 1" w:uiPriority="65"/>
-    <w:lsdException w:name="Revision" w:semiHidden="1"/>
-    <w:lsdException w:name="List Paragraph" w:uiPriority="34" w:qFormat="1"/>
-    <w:lsdException w:name="Quote" w:uiPriority="29" w:qFormat="1"/>
-    <w:lsdException w:name="Intense Quote" w:uiPriority="30" w:qFormat="1"/>
-    <w:lsdException w:name="Medium List 2 Accent 1" w:uiPriority="66"/>
-    <w:lsdException w:name="Medium Grid 1 Accent 1" w:uiPriority="67"/>
-    <w:lsdException w:name="Medium Grid 2 Accent 1" w:uiPriority="68"/>
-    <w:lsdException w:name="Medium Grid 3 Accent 1" w:uiPriority="69"/>
-    <w:lsdException w:name="Dark List Accent 1" w:uiPriority="70"/>
-    <w:lsdException w:name="Colorful Shading Accent 1" w:uiPriority="71"/>
-    <w:lsdException w:name="Colorful List Accent 1" w:uiPriority="72"/>
-    <w:lsdException w:name="Colorful Grid Accent 1" w:uiPriority="73"/>
-    <w:lsdException w:name="Light Shading Accent 2" w:uiPriority="60"/>
-    <w:lsdException w:name="Light List Accent 2" w:uiPriority="61"/>
-    <w:lsdException w:name="Light Grid Accent 2" w:uiPriority="62"/>
-    <w:lsdException w:name="Medium Shading 1 Accent 2" w:uiPriority="63"/>
-    <w:lsdException w:name="Medium Shading 2 Accent 2" w:uiPriority="64"/>
-    <w:lsdException w:name="Medium List 1 Accent 2" w:uiPriority="65"/>
-    <w:lsdException w:name="Medium List 2 Accent 2" w:uiPriority="66"/>
-    <w:lsdException w:name="Medium Grid 1 Accent 2" w:uiPriority="67"/>
-    <w:lsdException w:name="Medium Grid 2 Accent 2" w:uiPriority="68"/>
-    <w:lsdException w:name="Medium Grid 3 Accent 2" w:uiPriority="69"/>
-    <w:lsdException w:name="Dark List Accent 2" w:uiPriority="70"/>
-    <w:lsdException w:name="Colorful Shading Accent 2" w:uiPriority="71"/>
-    <w:lsdException w:name="Colorful List Accent 2" w:uiPriority="72"/>
-    <w:lsdException w:name="Colorful Grid Accent 2" w:uiPriority="73"/>
-    <w:lsdException w:name="Light Shading Accent 3" w:uiPriority="60"/>
-    <w:lsdException w:name="Light List Accent 3" w:uiPriority="61"/>
-    <w:lsdException w:name="Light Grid Accent 3" w:uiPriority="62"/>
-    <w:lsdException w:name="Medium Shading 1 Accent 3" w:uiPriority="63"/>
-    <w:lsdException w:name="Medium Shading 2 Accent 3" w:uiPriority="64"/>
-    <w:lsdException w:name="Medium List 1 Accent 3" w:uiPriority="65"/>
-    <w:lsdException w:name="Medium List 2 Accent 3" w:uiPriority="66"/>
-    <w:lsdException w:name="Medium Grid 1 Accent 3" w:uiPriority="67"/>
-    <w:lsdException w:name="Medium Grid 2 Accent 3" w:uiPriority="68"/>
-    <w:lsdException w:name="Medium Grid 3 Accent 3" w:uiPriority="69"/>
-    <w:lsdException w:name="Dark List Accent 3" w:uiPriority="70"/>
-    <w:lsdException w:name="Colorful Shading Accent 3" w:uiPriority="71"/>
-    <w:lsdException w:name="Colorful List Accent 3" w:uiPriority="72"/>
-    <w:lsdException w:name="Colorful Grid Accent 3" w:uiPriority="73"/>
-    <w:lsdException w:name="Light Shading Accent 4" w:uiPriority="60"/>
-    <w:lsdException w:name="Light List Accent 4" w:uiPriority="61"/>
-    <w:lsdException w:name="Light Grid Accent 4" w:uiPriority="62"/>
-    <w:lsdException w:name="Medium Shading 1 Accent 4" w:uiPriority="63"/>
-    <w:lsdException w:name="Medium Shading 2 Accent 4" w:uiPriority="64"/>
-    <w:lsdException w:name="Medium List 1 Accent 4" w:uiPriority="65"/>
-    <w:lsdException w:name="Medium List 2 Accent 4" w:uiPriority="66"/>
-    <w:lsdException w:name="Medium Grid 1 Accent 4" w:uiPriority="67"/>
-    <w:lsdException w:name="Medium Grid 2 Accent 4" w:uiPriority="68"/>
-    <w:lsdException w:name="Medium Grid 3 Accent 4" w:uiPriority="69"/>
-    <w:lsdException w:name="Dark List Accent 4" w:uiPriority="70"/>
-    <w:lsdException w:name="Colorful Shading Accent 4" w:uiPriority="71"/>
-    <w:lsdException w:name="Colorful List Accent 4" w:uiPriority="72"/>
-    <w:lsdException w:name="Colorful Grid Accent 4" w:uiPriority="73"/>
-    <w:lsdException w:name="Light Shading Accent 5" w:uiPriority="60"/>
-    <w:lsdException w:name="Light List Accent 5" w:uiPriority="61"/>
-    <w:lsdException w:name="Light Grid Accent 5" w:uiPriority="62"/>
-    <w:lsdException w:name="Medium Shading 1 Accent 5" w:uiPriority="63"/>
-    <w:lsdException w:name="Medium Shading 2 Accent 5" w:uiPriority="64"/>
-    <w:lsdException w:name="Medium List 1 Accent 5" w:uiPriority="65"/>
-    <w:lsdException w:name="Medium List 2 Accent 5" w:uiPriority="66"/>
-    <w:lsdException w:name="Medium Grid 1 Accent 5" w:uiPriority="67"/>
-    <w:lsdException w:name="Medium Grid 2 Accent 5" w:uiPriority="68"/>
-    <w:lsdException w:name="Medium Grid 3 Accent 5" w:uiPriority="69"/>
-    <w:lsdException w:name="Dark List Accent 5" w:uiPriority="70"/>
-    <w:lsdException w:name="Colorful Shading Accent 5" w:uiPriority="71"/>
-    <w:lsdException w:name="Colorful List Accent 5" w:uiPriority="72"/>
-    <w:lsdException w:name="Colorful Grid Accent 5" w:uiPriority="73"/>
-    <w:lsdException w:name="Light Shading Accent 6" w:uiPriority="60"/>
-    <w:lsdException w:name="Light List Accent 6" w:uiPriority="61"/>
-    <w:lsdException w:name="Light Grid Accent 6" w:uiPriority="62"/>
-    <w:lsdException w:name="Medium Shading 1 Accent 6" w:uiPriority="63"/>
-    <w:lsdException w:name="Medium Shading 2 Accent 6" w:uiPriority="64"/>
-    <w:lsdException w:name="Medium List 1 Accent 6" w:uiPriority="65"/>
-    <w:lsdException w:name="Medium List 2 Accent 6" w:uiPriority="66"/>
-    <w:lsdException w:name="Medium Grid 1 Accent 6" w:uiPriority="67"/>
-    <w:lsdException w:name="Medium Grid 2 Accent 6" w:uiPriority="68"/>
-    <w:lsdException w:name="Medium Grid 3 Accent 6" w:uiPriority="69"/>
-    <w:lsdException w:name="Dark List Accent 6" w:uiPriority="70"/>
-    <w:lsdException w:name="Colorful Shading Accent 6" w:uiPriority="71"/>
-    <w:lsdException w:name="Colorful List Accent 6" w:uiPriority="72"/>
-    <w:lsdException w:name="Colorful Grid Accent 6" w:uiPriority="73"/>
-    <w:lsdException w:name="Subtle Emphasis" w:uiPriority="19" w:qFormat="1"/>
-    <w:lsdException w:name="Intense Emphasis" w:uiPriority="21" w:qFormat="1"/>
-    <w:lsdException w:name="Subtle Reference" w:uiPriority="31" w:qFormat="1"/>
-    <w:lsdException w:name="Intense Reference" w:uiPriority="32" w:qFormat="1"/>
-    <w:lsdException w:name="Book Title" w:uiPriority="33" w:qFormat="1"/>
-    <w:lsdException w:name="Bibliography" w:semiHidden="1" w:uiPriority="37" w:unhideWhenUsed="1"/>
-    <w:lsdException w:name="TOC Heading" w:semiHidden="1" w:uiPriority="39" w:unhideWhenUsed="1" w:qFormat="1"/>
-    <w:lsdException w:name="Plain Table 1" w:uiPriority="41"/>
-    <w:lsdException w:name="Plain Table 2" w:uiPriority="42"/>
-    <w:lsdException w:name="Plain Table 3" w:uiPriority="43"/>
-    <w:lsdException w:name="Plain Table 4" w:uiPriority="44"/>
-    <w:lsdException w:name="Plain Table 5" w:uiPriority="45"/>
-    <w:lsdException w:name="Grid Table Light" w:uiPriority="40"/>
-    <w:lsdException w:name="Grid Table 1 Light" w:uiPriority="46"/>
-    <w:lsdException w:name="Grid Table 2" w:uiPriority="47"/>
-    <w:lsdException w:name="Grid Table 3" w:uiPriority="48"/>
-    <w:lsdException w:name="Grid Table 4" w:uiPriority="49"/>
-    <w:lsdException w:name="Grid Table 5 Dark" w:uiPriority="50"/>
-    <w:lsdException w:name="Grid Table 6 Colorful" w:uiPriority="51"/>
-    <w:lsdException w:name="Grid Table 7 Colorful" w:uiPriority="52"/>
-    <w:lsdException w:name="Grid Table 1 Light Accent 1" w:uiPriority="46"/>
-    <w:lsdException w:name="Grid Table 2 Accent 1" w:uiPriority="47"/>
-    <w:lsdException w:name="Grid Table 3 Accent 1" w:uiPriority="48"/>
-    <w:lsdException w:name="Grid Table 4 Accent 1" w:uiPriority="49"/>
-    <w:lsdException w:name="Grid Table 5 Dark Accent 1" w:uiPriority="50"/>
-    <w:lsdException w:name="Grid Table 6 Colorful Accent 1" w:uiPriority="51"/>
-    <w:lsdException w:name="Grid Table 7 Colorful Accent 1" w:uiPriority="52"/>
-    <w:lsdException w:name="Grid Table 1 Light Accent 2" w:uiPriority="46"/>
-    <w:lsdException w:name="Grid Table 2 Accent 2" w:uiPriority="47"/>
-    <w:lsdException w:name="Grid Table 3 Accent 2" w:uiPriority="48"/>
-    <w:lsdException w:name="Grid Table 4 Accent 2" w:uiPriority="49"/>
-    <w:lsdException w:name="Grid Table 5 Dark Accent 2" w:uiPriority="50"/>
-    <w:lsdException w:name="Grid Table 6 Colorful Accent 2" w:uiPriority="51"/>
-    <w:lsdException w:name="Grid Table 7 Colorful Accent 2" w:uiPriority="52"/>
-    <w:lsdException w:name="Grid Table 1 Light Accent 3" w:uiPriority="46"/>
-    <w:lsdException w:name="Grid Table 2 Accent 3" w:uiPriority="47"/>
-    <w:lsdException w:name="Grid Table 3 Accent 3" w:uiPriority="48"/>
-    <w:lsdException w:name="Grid Table 4 Accent 3" w:uiPriority="49"/>
-    <w:lsdException w:name="Grid Table 5 Dark Accent 3" w:uiPriority="50"/>
-    <w:lsdException w:name="Grid Table 6 Colorful Accent 3" w:uiPriority="51"/>
-    <w:lsdException w:name="Grid Table 7 Colorful Accent 3" w:uiPriority="52"/>
-    <w:lsdException w:name="Grid Table 1 Light Accent 4" w:uiPriority="46"/>
-    <w:lsdException w:name="Grid Table 2 Accent 4" w:uiPriority="47"/>
-    <w:lsdException w:name="Grid Table 3 Accent 4" w:uiPriority="48"/>
-    <w:lsdException w:name="Grid Table 4 Accent 4" w:uiPriority="49"/>
-    <w:lsdException w:name="Grid Table 5 Dark Accent 4" w:uiPriority="50"/>
-    <w:lsdException w:name="Grid Table 6 Colorful Accent 4" w:uiPriority="51"/>
-    <w:lsdException w:name="Grid Table 7 Colorful Accent 4" w:uiPriority="52"/>
-    <w:lsdException w:name="Grid Table 1 Light Accent 5" w:uiPriority="46"/>
-    <w:lsdException w:name="Grid Table 2 Accent 5" w:uiPriority="47"/>
-    <w:lsdException w:name="Grid Table 3 Accent 5" w:uiPriority="48"/>
-    <w:lsdException w:name="Grid Table 4 Accent 5" w:uiPriority="49"/>
-    <w:lsdException w:name="Grid Table 5 Dark Accent 5" w:uiPriority="50"/>
-    <w:lsdException w:name="Grid Table 6 Colorful Accent 5" w:uiPriority="51"/>
-    <w:lsdException w:name="Grid Table 7 Colorful Accent 5" w:uiPriority="52"/>
-    <w:lsdException w:name="Grid Table 1 Light Accent 6" w:uiPriority="46"/>
-    <w:lsdException w:name="Grid Table 2 Accent 6" w:uiPriority="47"/>
-    <w:lsdException w:name="Grid Table 3 Accent 6" w:uiPriority="48"/>
-    <w:lsdException w:name="Grid Table 4 Accent 6" w:uiPriority="49"/>
-    <w:lsdException w:name="Grid Table 5 Dark Accent 6" w:uiPriority="50"/>
-    <w:lsdException w:name="Grid Table 6 Colorful Accent 6" w:uiPriority="51"/>
-    <w:lsdException w:name="Grid Table 7 Colorful Accent 6" w:uiPriority="52"/>
-    <w:lsdException w:name="List Table 1 Light" w:uiPriority="46"/>
-    <w:lsdException w:name="List Table 2" w:uiPriority="47"/>
-    <w:lsdException w:name="List Table 3" w:uiPriority="48"/>
-    <w:lsdException w:name="List Table 4" w:uiPriority="49"/>
-    <w:lsdException w:name="List Table 5 Dark" w:uiPriority="50"/>
-    <w:lsdException w:name="List Table 6 Colorful" w:uiPriority="51"/>
-    <w:lsdException w:name="List Table 7 Colorful" w:uiPriority="52"/>
-    <w:lsdException w:name="List Table 1 Light Accent 1" w:uiPriority="46"/>
-    <w:lsdException w:name="List Table 2 Accent 1" w:uiPriority="47"/>
-    <w:lsdException w:name="List Table 3 Accent 1" w:uiPriority="48"/>
-    <w:lsdException w:name="List Table 4 Accent 1" w:uiPriority="49"/>
-    <w:lsdException w:name="List Table 5 Dark Accent 1" w:uiPriority="50"/>
-    <w:lsdException w:name="List Table 6 Colorful Accent 1" w:uiPriority="51"/>
-    <w:lsdException w:name="List Table 7 Colorful Accent 1" w:uiPriority="52"/>
-    <w:lsdException w:name="List Table 1 Light Accent 2" w:uiPriority="46"/>
-    <w:lsdException w:name="List Table 2 Accent 2" w:uiPriority="47"/>
-    <w:lsdException w:name="List Table 3 Accent 2" w:uiPriority="48"/>
-    <w:lsdException w:name="List Table 4 Accent 2" w:uiPriority="49"/>
-    <w:lsdException w:name="List Table 5 Dark Accent 2" w:uiPriority="50"/>
-    <w:lsdException w:name="List Table 6 Colorful Accent 2" w:uiPriority="51"/>
-    <w:lsdException w:name="List Table 7 Colorful Accent 2" w:uiPriority="52"/>
-    <w:lsdException w:name="List Table 1 Light Accent 3" w:uiPriority="46"/>
-    <w:lsdException w:name="List Table 2 Accent 3" w:uiPriority="47"/>
-    <w:lsdException w:name="List Table 3 Accent 3" w:uiPriority="48"/>
-    <w:lsdException w:name="List Table 4 Accent 3" w:uiPriority="49"/>
-    <w:lsdException w:name="List Table 5 Dark Accent 3" w:uiPriority="50"/>
-    <w:lsdException w:name="List Table 6 Colorful Accent 3" w:uiPriority="51"/>
-    <w:lsdException w:name="List Table 7 Colorful Accent 3" w:uiPriority="52"/>
-    <w:lsdException w:name="List Table 1 Light Accent 4" w:uiPriority="46"/>
-    <w:lsdException w:name="List Table 2 Accent 4" w:uiPriority="47"/>
-    <w:lsdException w:name="List Table 3 Accent 4" w:uiPriority="48"/>
-    <w:lsdException w:name="List Table 4 Accent 4" w:uiPriority="49"/>
-    <w:lsdException w:name="List Table 5 Dark Accent 4" w:uiPriority="50"/>
-    <w:lsdException w:name="List Table 6 Colorful Accent 4" w:uiPriority="51"/>
-    <w:lsdException w:name="List Table 7 Colorful Accent 4" w:uiPriority="52"/>
-    <w:lsdException w:name="List Table 1 Light Accent 5" w:uiPriority="46"/>
-    <w:lsdException w:name="List Table 2 Accent 5" w:uiPriority="47"/>
-    <w:lsdException w:name="List Table 3 Accent 5" w:uiPriority="48"/>
-    <w:lsdException w:name="List Table 4 Accent 5" w:uiPriority="49"/>
-    <w:lsdException w:name="List Table 5 Dark Accent 5" w:uiPriority="50"/>
-    <w:lsdException w:name="List Table 6 Colorful Accent 5" w:uiPriority="51"/>
-    <w:lsdException w:name="List Table 7 Colorful Accent 5" w:uiPriority="52"/>
-    <w:lsdException w:name="List Table 1 Light Accent 6" w:uiPriority="46"/>
-    <w:lsdException w:name="List Table 2 Accent 6" w:uiPriority="47"/>
-    <w:lsdException w:name="List Table 3 Accent 6" w:uiPriority="48"/>
-    <w:lsdException w:name="List Table 4 Accent 6" w:uiPriority="49"/>
-    <w:lsdException w:name="List Table 5 Dark Accent 6" w:uiPriority="50"/>
-    <w:lsdException w:name="List Table 6 Colorful Accent 6" w:uiPriority="51"/>
-    <w:lsdException w:name="List Table 7 Colorful Accent 6" w:uiPriority="52"/>
-    <w:lsdException w:name="Mention" w:semiHidden="1" w:unhideWhenUsed="1"/>
-    <w:lsdException w:name="Smart Hyperlink" w:semiHidden="1" w:unhideWhenUsed="1"/>
-    <w:lsdException w:name="Hashtag" w:semiHidden="1" w:unhideWhenUsed="1"/>
-    <w:lsdException w:name="Unresolved Mention" w:semiHidden="1" w:unhideWhenUsed="1"/>
-    <w:lsdException w:name="Smart Link" w:semiHidden="1" w:unhideWhenUsed="1"/>
-  </w:latentStyles>
-  <w:style w:type="paragraph" w:default="1" w:styleId="Normal">
-    <w:name w:val="Normal"/>
-    <w:aliases w:val="Subhead"/>
-    <w:qFormat/>
-    <w:rsid w:val="00437EFB"/>
-    <w:rPr>
-      <w:rFonts w:ascii="Inter" w:eastAsiaTheme="minorEastAsia" w:hAnsi="Inter"/>
-      <w:color w:val="009845" w:themeColor="accent1"/>
-    </w:rPr>
-  </w:style>
-  <w:style w:type="paragraph" w:styleId="Heading2">
-    <w:name w:val="heading 2"/>
-    <w:basedOn w:val="BodyP"/>
-    <w:next w:val="Normal"/>
-    <w:link w:val="Heading2Char"/>
-    <w:uiPriority w:val="9"/>
-    <w:unhideWhenUsed/>
-    <w:qFormat/>
-    <w:rsid w:val="00CF335B"/>
-    <w:pPr>
-      <w:spacing w:before="360" w:after="100" w:afterAutospacing="1" w:line="240" w:lineRule="auto"/>
-      <w:outlineLvl w:val="1"/>
-    </w:pPr>
-    <w:rPr>
-      <w:b/>
-      <w:bCs/>
-      <w:color w:val="FFFFFF" w:themeColor="background1"/>
-    </w:rPr>
-  </w:style>
-  <w:style w:type="character" w:default="1" w:styleId="DefaultParagraphFont">
-    <w:name w:val="Default Paragraph Font"/>
-    <w:uiPriority w:val="1"/>
-    <w:semiHidden/>
-    <w:unhideWhenUsed/>
-  </w:style>
-  <w:style w:type="table" w:default="1" w:styleId="TableNormal">
-    <w:name w:val="Normal Table"/>
-    <w:uiPriority w:val="99"/>
-    <w:semiHidden/>
-    <w:unhideWhenUsed/>
-    <w:tblPr>
-      <w:tblInd w:w="0" w:type="dxa"/>
-      <w:tblCellMar>
-        <w:top w:w="0" w:type="dxa"/>
-        <w:left w:w="108" w:type="dxa"/>
-        <w:bottom w:w="0" w:type="dxa"/>
-        <w:right w:w="108" w:type="dxa"/>
-      </w:tblCellMar>
-    </w:tblPr>
-  </w:style>
-  <w:style w:type="numbering" w:default="1" w:styleId="NoList">
-    <w:name w:val="No List"/>
-    <w:uiPriority w:val="99"/>
-    <w:semiHidden/>
-    <w:unhideWhenUsed/>
-  </w:style>
-  <w:style w:type="paragraph" w:styleId="Header">
-    <w:name w:val="header"/>
-    <w:basedOn w:val="Normal"/>
-    <w:link w:val="HeaderChar"/>
-    <w:uiPriority w:val="99"/>
-    <w:unhideWhenUsed/>
-    <w:rsid w:val="004135D2"/>
-    <w:pPr>
-      <w:tabs>
-        <w:tab w:val="center" w:pos="4680"/>
-        <w:tab w:val="right" w:pos="9360"/>
-      </w:tabs>
-    </w:pPr>
-  </w:style>
-  <w:style w:type="character" w:customStyle="1" w:styleId="HeaderChar">
-    <w:name w:val="Header Char"/>
-    <w:basedOn w:val="DefaultParagraphFont"/>
-    <w:link w:val="Header"/>
-    <w:uiPriority w:val="99"/>
-    <w:rsid w:val="004135D2"/>
-    <w:rPr>
-      <w:rFonts w:eastAsiaTheme="minorEastAsia"/>
-    </w:rPr>
-  </w:style>
-  <w:style w:type="paragraph" w:styleId="Footer">
-    <w:name w:val="footer"/>
-    <w:basedOn w:val="Normal"/>
-    <w:link w:val="FooterChar"/>
-    <w:uiPriority w:val="99"/>
-    <w:unhideWhenUsed/>
-    <w:rsid w:val="004135D2"/>
-    <w:pPr>
-      <w:tabs>
-        <w:tab w:val="center" w:pos="4680"/>
-        <w:tab w:val="right" w:pos="9360"/>
-      </w:tabs>
-    </w:pPr>
-  </w:style>
-  <w:style w:type="character" w:customStyle="1" w:styleId="FooterChar">
-    <w:name w:val="Footer Char"/>
-    <w:basedOn w:val="DefaultParagraphFont"/>
-    <w:link w:val="Footer"/>
-    <w:uiPriority w:val="99"/>
-    <w:rsid w:val="004135D2"/>
-    <w:rPr>
-      <w:rFonts w:eastAsiaTheme="minorEastAsia"/>
-    </w:rPr>
-  </w:style>
-  <w:style w:type="paragraph" w:customStyle="1" w:styleId="Sectiontype">
-    <w:name w:val="Section type"/>
-    <w:basedOn w:val="Normal"/>
-    <w:qFormat/>
-    <w:rsid w:val="00E52BED"/>
-    <w:pPr>
-      <w:tabs>
-        <w:tab w:val="right" w:pos="10080"/>
-      </w:tabs>
-      <w:suppressAutoHyphens/>
-      <w:autoSpaceDE w:val="0"/>
-      <w:autoSpaceDN w:val="0"/>
-      <w:adjustRightInd w:val="0"/>
-      <w:spacing w:before="600" w:after="240" w:line="480" w:lineRule="auto"/>
-      <w:textAlignment w:val="center"/>
-    </w:pPr>
-    <w:rPr>
-      <w:rFonts w:ascii="Arial" w:eastAsiaTheme="minorHAnsi" w:hAnsi="Arial" w:cs="Source Sans Pro Light"/>
-      <w:b/>
-      <w:noProof/>
-      <w:color w:val="FFFFFF" w:themeColor="background1"/>
-      <w:spacing w:val="40"/>
-      <w:kern w:val="0"/>
-      <w:sz w:val="20"/>
-      <w:szCs w:val="20"/>
-      <w14:ligatures w14:val="none"/>
-    </w:rPr>
-  </w:style>
-  <w:style w:type="paragraph" w:styleId="TOC1">
-    <w:name w:val="toc 1"/>
-    <w:basedOn w:val="Normal"/>
-    <w:next w:val="Normal"/>
-    <w:autoRedefine/>
-    <w:uiPriority w:val="39"/>
-    <w:unhideWhenUsed/>
-    <w:rsid w:val="00B41EC6"/>
-    <w:pPr>
-      <w:tabs>
-        <w:tab w:val="right" w:pos="10080"/>
-      </w:tabs>
-      <w:suppressAutoHyphens/>
-      <w:autoSpaceDE w:val="0"/>
-      <w:autoSpaceDN w:val="0"/>
-      <w:adjustRightInd w:val="0"/>
-      <w:spacing w:before="240" w:line="276" w:lineRule="auto"/>
-      <w:textAlignment w:val="center"/>
-    </w:pPr>
-    <w:rPr>
-      <w:rFonts w:eastAsiaTheme="minorHAnsi" w:cs="Source Sans Pro Light"/>
-      <w:color w:val="54565A"/>
-      <w:kern w:val="0"/>
-      <w:sz w:val="28"/>
-      <w:szCs w:val="36"/>
-      <w:u w:val="single"/>
-      <w14:ligatures w14:val="none"/>
-    </w:rPr>
-  </w:style>
-  <w:style w:type="character" w:styleId="PageNumber">
-    <w:name w:val="page number"/>
-    <w:basedOn w:val="DefaultParagraphFont"/>
-    <w:uiPriority w:val="99"/>
-    <w:semiHidden/>
-    <w:unhideWhenUsed/>
-    <w:rsid w:val="00003DD4"/>
-  </w:style>
-  <w:style w:type="paragraph" w:customStyle="1" w:styleId="BodyP">
-    <w:name w:val="Body P"/>
-    <w:basedOn w:val="Normal"/>
-    <w:qFormat/>
-    <w:rsid w:val="00DF103C"/>
-    <w:pPr>
-      <w:suppressAutoHyphens/>
-      <w:autoSpaceDE w:val="0"/>
-      <w:autoSpaceDN w:val="0"/>
-      <w:adjustRightInd w:val="0"/>
-      <w:spacing w:before="200" w:after="240" w:line="360" w:lineRule="auto"/>
-      <w:textAlignment w:val="center"/>
-    </w:pPr>
-    <w:rPr>
-      <w:rFonts w:eastAsiaTheme="minorHAnsi" w:cs="Source Sans Pro"/>
-      <w:color w:val="454659" w:themeColor="text1"/>
-      <w:kern w:val="0"/>
-      <w:sz w:val="21"/>
-      <w:szCs w:val="21"/>
-      <w14:ligatures w14:val="none"/>
-    </w:rPr>
-  </w:style>
-  <w:style w:type="paragraph" w:customStyle="1" w:styleId="Bullets1">
-    <w:name w:val="Bullets 1"/>
-    <w:basedOn w:val="BodyP"/>
-    <w:qFormat/>
-    <w:rsid w:val="00DF103C"/>
-    <w:pPr>
-      <w:numPr>
-        <w:numId w:val="1"/>
-      </w:numPr>
-      <w:spacing w:after="120"/>
-    </w:pPr>
-    <w:rPr>
-      <w:szCs w:val="22"/>
-    </w:rPr>
-  </w:style>
-  <w:style w:type="character" w:customStyle="1" w:styleId="normaltextrun">
-    <w:name w:val="normaltextrun"/>
-    <w:basedOn w:val="DefaultParagraphFont"/>
-    <w:rsid w:val="00A72D33"/>
-  </w:style>
-  <w:style w:type="paragraph" w:customStyle="1" w:styleId="Intro">
-    <w:name w:val="Intro"/>
-    <w:basedOn w:val="Normal"/>
-    <w:qFormat/>
-    <w:rsid w:val="00DF103C"/>
-    <w:pPr>
-      <w:suppressAutoHyphens/>
-      <w:autoSpaceDE w:val="0"/>
-      <w:autoSpaceDN w:val="0"/>
-      <w:adjustRightInd w:val="0"/>
-      <w:spacing w:after="120" w:line="360" w:lineRule="auto"/>
-      <w:textAlignment w:val="center"/>
-    </w:pPr>
-    <w:rPr>
-      <w:rFonts w:eastAsiaTheme="minorHAnsi" w:cs="Times New Roman (Body CS)"/>
-      <w:b/>
-      <w:bCs/>
-      <w:kern w:val="0"/>
-      <w:sz w:val="36"/>
-      <w:szCs w:val="36"/>
-      <w14:ligatures w14:val="none"/>
-    </w:rPr>
-  </w:style>
-  <w:style w:type="paragraph" w:styleId="ListParagraph">
-    <w:name w:val="List Paragraph"/>
-    <w:basedOn w:val="Normal"/>
-    <w:uiPriority w:val="34"/>
-    <w:qFormat/>
-    <w:rsid w:val="00703498"/>
-    <w:pPr>
-      <w:ind w:left="720"/>
-      <w:contextualSpacing/>
-    </w:pPr>
-  </w:style>
-  <w:style w:type="table" w:styleId="TableGrid">
-    <w:name w:val="Table Grid"/>
-    <w:basedOn w:val="TableNormal"/>
-    <w:uiPriority w:val="59"/>
-    <w:rsid w:val="007E4CE3"/>
-    <w:rPr>
-      <w:kern w:val="0"/>
-      <w14:ligatures w14:val="none"/>
-    </w:rPr>
-    <w:tblPr>
-      <w:tblBorders>
-        <w:top w:val="single" w:sz="4" w:space="0" w:color="auto"/>
-        <w:left w:val="single" w:sz="4" w:space="0" w:color="auto"/>
-        <w:bottom w:val="single" w:sz="4" w:space="0" w:color="auto"/>
-        <w:right w:val="single" w:sz="4" w:space="0" w:color="auto"/>
-        <w:insideH w:val="single" w:sz="4" w:space="0" w:color="auto"/>
-        <w:insideV w:val="single" w:sz="4" w:space="0" w:color="auto"/>
-      </w:tblBorders>
-    </w:tblPr>
-  </w:style>
-  <w:style w:type="paragraph" w:customStyle="1" w:styleId="spacer">
-    <w:name w:val="spacer"/>
-    <w:basedOn w:val="Normal"/>
-    <w:uiPriority w:val="99"/>
-    <w:qFormat/>
-    <w:rsid w:val="007E4CE3"/>
-    <w:pPr>
-      <w:tabs>
-        <w:tab w:val="center" w:pos="4680"/>
-        <w:tab w:val="right" w:pos="9360"/>
-      </w:tabs>
-    </w:pPr>
-    <w:rPr>
-      <w:rFonts w:eastAsiaTheme="minorHAnsi"/>
-      <w:color w:val="454659" w:themeColor="text1"/>
-      <w:kern w:val="0"/>
-      <w:sz w:val="2"/>
-      <w:szCs w:val="2"/>
-      <w14:ligatures w14:val="none"/>
-    </w:rPr>
-  </w:style>
-  <w:style w:type="paragraph" w:customStyle="1" w:styleId="SidebarBody">
-    <w:name w:val="Sidebar Body"/>
-    <w:basedOn w:val="Normal"/>
-    <w:link w:val="SidebarBodyChar"/>
-    <w:qFormat/>
-    <w:rsid w:val="007E4CE3"/>
-    <w:pPr>
-      <w:framePr w:hSpace="180" w:wrap="around" w:vAnchor="text" w:hAnchor="text" w:x="6840" w:y="1"/>
-      <w:spacing w:after="120" w:line="240" w:lineRule="atLeast"/>
-      <w:ind w:left="288" w:right="58"/>
-      <w:suppressOverlap/>
-    </w:pPr>
-    <w:rPr>
-      <w:rFonts w:eastAsiaTheme="minorHAnsi"/>
-      <w:color w:val="93579C" w:themeColor="accent6"/>
-      <w:kern w:val="0"/>
-      <w:sz w:val="18"/>
-      <w:szCs w:val="20"/>
-      <w14:ligatures w14:val="none"/>
-    </w:rPr>
-  </w:style>
-  <w:style w:type="character" w:customStyle="1" w:styleId="SidebarBodyChar">
-    <w:name w:val="Sidebar Body Char"/>
-    <w:basedOn w:val="DefaultParagraphFont"/>
-    <w:link w:val="SidebarBody"/>
-    <w:rsid w:val="007E4CE3"/>
-    <w:rPr>
-      <w:color w:val="93579C" w:themeColor="accent6"/>
-      <w:kern w:val="0"/>
-      <w:sz w:val="18"/>
-      <w:szCs w:val="20"/>
-      <w14:ligatures w14:val="none"/>
-    </w:rPr>
-  </w:style>
-  <w:style w:type="paragraph" w:customStyle="1" w:styleId="SidebarHeading1">
-    <w:name w:val="Sidebar Heading 1"/>
-    <w:basedOn w:val="SidebarBody"/>
-    <w:next w:val="SidebarBody"/>
-    <w:link w:val="SidebarHeading1Char"/>
-    <w:qFormat/>
-    <w:rsid w:val="007E4CE3"/>
-    <w:pPr>
-      <w:framePr w:wrap="around"/>
-      <w:spacing w:before="120" w:after="240"/>
-    </w:pPr>
-    <w:rPr>
-      <w:rFonts w:cstheme="minorHAnsi"/>
-      <w:b/>
-      <w:sz w:val="24"/>
-      <w:szCs w:val="24"/>
-    </w:rPr>
-  </w:style>
-  <w:style w:type="character" w:customStyle="1" w:styleId="SidebarHeading1Char">
-    <w:name w:val="Sidebar Heading 1 Char"/>
-    <w:basedOn w:val="DefaultParagraphFont"/>
-    <w:link w:val="SidebarHeading1"/>
-    <w:rsid w:val="007E4CE3"/>
-    <w:rPr>
-      <w:rFonts w:cstheme="minorHAnsi"/>
-      <w:b/>
-      <w:color w:val="93579C" w:themeColor="accent6"/>
-      <w:kern w:val="0"/>
-      <w14:ligatures w14:val="none"/>
-    </w:rPr>
-  </w:style>
-  <w:style w:type="character" w:customStyle="1" w:styleId="Heading2Char">
-    <w:name w:val="Heading 2 Char"/>
-    <w:basedOn w:val="DefaultParagraphFont"/>
-    <w:link w:val="Heading2"/>
-    <w:uiPriority w:val="9"/>
-    <w:rsid w:val="00CF335B"/>
-    <w:rPr>
-      <w:rFonts w:ascii="Arial" w:hAnsi="Arial" w:cs="Source Sans Pro"/>
-      <w:b/>
-      <w:bCs/>
-      <w:color w:val="FFFFFF" w:themeColor="background1"/>
-      <w:kern w:val="0"/>
-      <w:sz w:val="22"/>
-      <w:szCs w:val="22"/>
-      <w14:ligatures w14:val="none"/>
-    </w:rPr>
-  </w:style>
-  <w:style w:type="paragraph" w:customStyle="1" w:styleId="SidebarListBullet">
-    <w:name w:val="Sidebar List Bullet"/>
-    <w:basedOn w:val="Normal"/>
-    <w:next w:val="Normal"/>
-    <w:link w:val="SidebarListBulletChar"/>
-    <w:qFormat/>
-    <w:rsid w:val="000C317D"/>
-    <w:pPr>
-      <w:framePr w:hSpace="180" w:wrap="around" w:vAnchor="text" w:hAnchor="text" w:x="6840" w:y="1"/>
-      <w:numPr>
-        <w:numId w:val="3"/>
-      </w:numPr>
-      <w:spacing w:before="80" w:after="80" w:line="200" w:lineRule="atLeast"/>
-      <w:ind w:left="540" w:hanging="180"/>
-      <w:contextualSpacing/>
-      <w:suppressOverlap/>
-    </w:pPr>
-    <w:rPr>
-      <w:rFonts w:eastAsiaTheme="minorHAnsi"/>
-      <w:bCs/>
-      <w:color w:val="93579C" w:themeColor="accent6"/>
-      <w:kern w:val="0"/>
-      <w:sz w:val="18"/>
-      <w:szCs w:val="20"/>
-      <w14:ligatures w14:val="none"/>
-    </w:rPr>
-  </w:style>
-  <w:style w:type="character" w:customStyle="1" w:styleId="SidebarListBulletChar">
-    <w:name w:val="Sidebar List Bullet Char"/>
-    <w:basedOn w:val="DefaultParagraphFont"/>
-    <w:link w:val="SidebarListBullet"/>
-    <w:rsid w:val="000C317D"/>
-    <w:rPr>
-      <w:bCs/>
-      <w:color w:val="93579C" w:themeColor="accent6"/>
-      <w:kern w:val="0"/>
-      <w:sz w:val="18"/>
-      <w:szCs w:val="20"/>
-      <w14:ligatures w14:val="none"/>
-    </w:rPr>
-  </w:style>
-  <w:style w:type="paragraph" w:customStyle="1" w:styleId="SidebarHeading2">
-    <w:name w:val="Sidebar Heading 2"/>
-    <w:basedOn w:val="SidebarHeading1"/>
-    <w:qFormat/>
-    <w:rsid w:val="000C317D"/>
-    <w:pPr>
-      <w:framePr w:wrap="around"/>
-      <w:spacing w:before="180" w:after="120"/>
-    </w:pPr>
-    <w:rPr>
-      <w:sz w:val="18"/>
-      <w:szCs w:val="18"/>
-    </w:rPr>
-  </w:style>
-  <w:style w:type="paragraph" w:customStyle="1" w:styleId="SidebarQuote">
-    <w:name w:val="Sidebar Quote"/>
-    <w:basedOn w:val="SidebarBody"/>
-    <w:qFormat/>
-    <w:rsid w:val="000C317D"/>
-    <w:pPr>
-      <w:framePr w:wrap="around"/>
-      <w:spacing w:after="0" w:line="360" w:lineRule="auto"/>
-      <w:ind w:hanging="14"/>
-    </w:pPr>
-    <w:rPr>
-      <w:color w:val="10CFC9" w:themeColor="accent2"/>
-      <w:sz w:val="24"/>
-      <w:szCs w:val="24"/>
-    </w:rPr>
-  </w:style>
-  <w:style w:type="paragraph" w:customStyle="1" w:styleId="BasicParagraph">
-    <w:name w:val="[Basic Paragraph]"/>
-    <w:basedOn w:val="Normal"/>
-    <w:uiPriority w:val="99"/>
-    <w:rsid w:val="0063694C"/>
-    <w:pPr>
-      <w:suppressAutoHyphens/>
-      <w:autoSpaceDE w:val="0"/>
-      <w:autoSpaceDN w:val="0"/>
-      <w:adjustRightInd w:val="0"/>
-      <w:spacing w:line="384" w:lineRule="atLeast"/>
-      <w:textAlignment w:val="center"/>
-    </w:pPr>
-    <w:rPr>
-      <w:rFonts w:ascii="Source Sans Pro" w:eastAsiaTheme="minorHAnsi" w:hAnsi="Source Sans Pro" w:cs="Source Sans Pro"/>
-      <w:color w:val="0C2332"/>
-      <w:kern w:val="0"/>
-      <w:sz w:val="22"/>
-      <w:lang w:bidi="gu-IN"/>
-      <w14:ligatures w14:val="none"/>
-    </w:rPr>
-  </w:style>
-  <w:style w:type="paragraph" w:styleId="BodyText">
-    <w:name w:val="Body Text"/>
-    <w:basedOn w:val="Normal"/>
-    <w:link w:val="BodyTextChar"/>
-    <w:uiPriority w:val="1"/>
-    <w:qFormat/>
-    <w:rsid w:val="0063694C"/>
-    <w:pPr>
-      <w:widowControl w:val="0"/>
-      <w:autoSpaceDE w:val="0"/>
-      <w:autoSpaceDN w:val="0"/>
-    </w:pPr>
-    <w:rPr>
-      <w:rFonts w:eastAsia="Inter" w:cs="Inter"/>
-      <w:color w:val="auto"/>
-      <w:kern w:val="0"/>
-      <w:sz w:val="20"/>
-      <w:szCs w:val="20"/>
-      <w14:ligatures w14:val="none"/>
-    </w:rPr>
-  </w:style>
-  <w:style w:type="character" w:customStyle="1" w:styleId="BodyTextChar">
-    <w:name w:val="Body Text Char"/>
-    <w:basedOn w:val="DefaultParagraphFont"/>
-    <w:link w:val="BodyText"/>
-    <w:uiPriority w:val="1"/>
-    <w:rsid w:val="0063694C"/>
-    <w:rPr>
-      <w:rFonts w:ascii="Inter" w:eastAsia="Inter" w:hAnsi="Inter" w:cs="Inter"/>
-      <w:kern w:val="0"/>
-      <w:sz w:val="20"/>
-      <w:szCs w:val="20"/>
-      <w14:ligatures w14:val="none"/>
-    </w:rPr>
-  </w:style>
-  <w:style w:type="character" w:customStyle="1" w:styleId="CopySmall">
-    <w:name w:val="Copy Small"/>
-    <w:basedOn w:val="DefaultParagraphFont"/>
-    <w:uiPriority w:val="99"/>
-    <w:rsid w:val="0063694C"/>
-    <w:rPr>
-      <w:rFonts w:ascii="Inter" w:hAnsi="Inter" w:cs="Inter"/>
-      <w:outline/>
-      <w:spacing w:val="-2"/>
-      <w:sz w:val="18"/>
-      <w:szCs w:val="18"/>
-    </w:rPr>
-  </w:style>
-  <w:style w:type="character" w:customStyle="1" w:styleId="Footnotes">
-    <w:name w:val="Footnotes"/>
-    <w:basedOn w:val="DefaultParagraphFont"/>
-    <w:uiPriority w:val="99"/>
-    <w:rsid w:val="0063694C"/>
-    <w:rPr>
-      <w:rFonts w:ascii="Inter" w:hAnsi="Inter" w:cs="Inter"/>
-      <w:outline/>
-      <w:spacing w:val="0"/>
-      <w:sz w:val="10"/>
-      <w:szCs w:val="10"/>
-    </w:rPr>
-  </w:style>
-  <w:style w:type="character" w:styleId="Hyperlink">
-    <w:name w:val="Hyperlink"/>
-    <w:basedOn w:val="DefaultParagraphFont"/>
-    <w:uiPriority w:val="99"/>
-    <w:unhideWhenUsed/>
-    <w:rsid w:val="001D12C4"/>
-    <w:rPr>
-      <w:color w:val="009845" w:themeColor="hyperlink"/>
-      <w:u w:val="single"/>
-    </w:rPr>
-  </w:style>
-  <w:style w:type="character" w:styleId="UnresolvedMention">
-    <w:name w:val="Unresolved Mention"/>
-    <w:basedOn w:val="DefaultParagraphFont"/>
-    <w:uiPriority w:val="99"/>
-    <w:semiHidden/>
-    <w:unhideWhenUsed/>
-    <w:rsid w:val="001D12C4"/>
-    <w:rPr>
-      <w:color w:val="605E5C"/>
-      <w:shd w:val="clear" w:color="auto" w:fill="E1DFDD"/>
-    </w:rPr>
-  </w:style>
 </w:styles>
 </file>
--- a/documents/demo-scripts/10_Stewardship.docx
+++ b/documents/demo-scripts/10_Stewardship.docx
@@ -256,7 +256,7 @@
                 <w:sz w:val="20"/>
                 <w:szCs w:val="20"/>
               </w:rPr>
-              <w:t xml:space="preserve">Qlik Stewardship campaigns, human-in-the-loop data quality</w:t>
+              <w:t xml:space="preserve">Qlik Stewardship sprints, human-in-the-loop data quality</w:t>
             </w:r>
           </w:p>
         </w:tc>
@@ -286,7 +286,7 @@
           <w:sz w:val="20"/>
           <w:szCs w:val="20"/>
         </w:rPr>
-        <w:t xml:space="preserve">Project Qlarity Phase 2 (Analytics &amp; Quality): the human-in-the-loop stewardship layer. The four campaigns finish what automation can't — address standardization (Nightmare #2), supplier dedup / product master (Nightmare #3), and lot-number compliance (Nightmare #7).</w:t>
+        <w:t xml:space="preserve">Project Qlarity Phase 2 (Analytics &amp; Quality): the human-in-the-loop stewardship layer. The four sprints finish what automation can't — address standardization (Nightmare #2), supplier dedup / product master (Nightmare #3), and lot-number compliance (Nightmare #7).</w:t>
       </w:r>
     </w:p>
     <w:p>
@@ -321,7 +321,7 @@
           <w:sz w:val="21"/>
           <w:szCs w:val="21"/>
         </w:rPr>
-        <w:t xml:space="preserve">Some data quality issues can't be fixed algorithmically — they need human judgment. Stewardship campaigns route ambiguous records to domain experts for review: fuzzy address matches, duplicate suppliers, missing product weights, and compliance gaps. This is human-in-the-loop data quality at scale.</w:t>
+        <w:t xml:space="preserve">Some data quality issues can't be fixed algorithmically — they need human judgment. Stewardship sprints route ambiguous records to domain experts for review: fuzzy address matches, duplicate suppliers, missing product weights, and compliance gaps. This is human-in-the-loop data quality at scale.</w:t>
       </w:r>
     </w:p>
     <w:p>
@@ -337,7 +337,7 @@
           <w:sz w:val="26"/>
           <w:szCs w:val="26"/>
         </w:rPr>
-        <w:t xml:space="preserve">The 4 Campaigns</w:t>
+        <w:t xml:space="preserve">The 4 Sprints</w:t>
       </w:r>
     </w:p>
     <w:p>
@@ -353,7 +353,7 @@
           <w:sz w:val="22"/>
           <w:szCs w:val="22"/>
         </w:rPr>
-        <w:t xml:space="preserve">Campaign 1: Address Cleanup</w:t>
+        <w:t xml:space="preserve">Sprint 1: Address Cleanup</w:t>
       </w:r>
     </w:p>
     <w:tbl>
@@ -423,7 +423,7 @@
                 <w:sz w:val="20"/>
                 <w:szCs w:val="20"/>
               </w:rPr>
-              <w:t xml:space="preserve">silver.addresses_standardized (fuzzy match candidates with 85-90% confidence)</w:t>
+              <w:t xml:space="preserve">The UNRESOLVED branch of mcg_sf_address_validate_bulk — rows the bulk geocoder could not resolve to GPS</w:t>
             </w:r>
           </w:p>
         </w:tc>
@@ -479,7 +479,7 @@
                 <w:sz w:val="20"/>
                 <w:szCs w:val="20"/>
               </w:rPr>
-              <w:t xml:space="preserve">~640 address pairs (3.2% of 20,000 customer records)</w:t>
+              <w:t xml:space="preserve">~640 addresses (3.2% of 20,000 customer records)</w:t>
             </w:r>
           </w:p>
         </w:tc>
@@ -591,7 +591,7 @@
                 <w:sz w:val="20"/>
                 <w:szCs w:val="20"/>
               </w:rPr>
-              <w:t xml:space="preserve">Merge/Split decision</w:t>
+              <w:t xml:space="preserve">Correct the address so it can be geocoded</w:t>
             </w:r>
           </w:p>
         </w:tc>
@@ -648,6 +648,138 @@
                 <w:szCs w:val="20"/>
               </w:rPr>
               <w:t xml:space="preserve">#2 — Address Catastrophe</w:t>
+            </w:r>
+          </w:p>
+        </w:tc>
+      </w:tr>
+    </w:tbl>
+    <w:p>
+      <w:pPr>
+        <w:spacing w:after="40" w:before="160"/>
+        <w:jc w:val="center"/>
+      </w:pPr>
+      <w:r>
+        <w:drawing>
+          <wp:inline distT="0" distB="0" distL="0" distR="0">
+            <wp:extent cx="5905500" cy="3695700"/>
+            <wp:effectExtent t="0" r="0" b="0" l="0"/>
+            <wp:docPr id="1" name="" descr="" title=""/>
+            <wp:cNvGraphicFramePr>
+              <a:graphicFrameLocks xmlns:a="http://schemas.openxmlformats.org/drawingml/2006/main" noChangeAspect="1"/>
+            </wp:cNvGraphicFramePr>
+            <a:graphic xmlns:a="http://schemas.openxmlformats.org/drawingml/2006/main">
+              <a:graphicData uri="http://schemas.openxmlformats.org/drawingml/2006/picture">
+                <pic:pic xmlns:pic="http://schemas.openxmlformats.org/drawingml/2006/picture">
+                  <pic:nvPicPr>
+                    <pic:cNvPr id="0" name="" descr=""/>
+                    <pic:cNvPicPr>
+                      <a:picLocks noChangeAspect="1" noChangeArrowheads="1"/>
+                    </pic:cNvPicPr>
+                  </pic:nvPicPr>
+                  <pic:blipFill>
+                    <a:blip r:embed="rId9" cstate="none"/>
+                    <a:srcRect/>
+                    <a:stretch>
+                      <a:fillRect/>
+                    </a:stretch>
+                  </pic:blipFill>
+                  <pic:spPr bwMode="auto">
+                    <a:xfrm>
+                      <a:off x="0" y="0"/>
+                      <a:ext cx="5905500" cy="3695700"/>
+                    </a:xfrm>
+                    <a:prstGeom prst="rect">
+                      <a:avLst/>
+                    </a:prstGeom>
+                  </pic:spPr>
+                </pic:pic>
+              </a:graphicData>
+            </a:graphic>
+          </wp:inline>
+        </w:drawing>
+      </w:r>
+    </w:p>
+    <w:p>
+      <w:pPr>
+        <w:spacing w:after="200"/>
+        <w:jc w:val="center"/>
+      </w:pPr>
+      <w:r>
+        <w:rPr>
+          <w:rFonts w:ascii="Inter" w:cs="Inter" w:eastAsia="Inter" w:hAnsi="Inter"/>
+          <w:i/>
+          <w:iCs/>
+          <w:color w:val="54565A"/>
+          <w:sz w:val="17"/>
+          <w:szCs w:val="17"/>
+        </w:rPr>
+        <w:t xml:space="preserve">The Stewardship wizard page — sprint settings and the 12-column record schema</w:t>
+      </w:r>
+    </w:p>
+    <w:tbl>
+      <w:tblPr>
+        <w:tblW w:type="pct" w:w="100%"/>
+        <w:tblBorders>
+          <w:top w:val="single" w:color="auto" w:sz="4"/>
+          <w:left w:val="single" w:color="auto" w:sz="4"/>
+          <w:bottom w:val="single" w:color="auto" w:sz="4"/>
+          <w:right w:val="single" w:color="auto" w:sz="4"/>
+          <w:insideH w:val="single" w:color="auto" w:sz="4"/>
+          <w:insideV w:val="single" w:color="auto" w:sz="4"/>
+        </w:tblBorders>
+      </w:tblPr>
+      <w:tblGrid>
+        <w:gridCol w:w="100"/>
+        <w:gridCol w:w="100"/>
+      </w:tblGrid>
+      <w:tr>
+        <w:tc>
+          <w:tcPr>
+            <w:tcW w:type="pct" w:w="1%"/>
+            <w:tcBorders>
+              <w:top w:val="none"/>
+              <w:left w:val="none"/>
+              <w:bottom w:val="none"/>
+              <w:right w:val="none"/>
+            </w:tcBorders>
+            <w:shd w:color="006580" w:val="solid"/>
+          </w:tcPr>
+          <w:p>
+            <w:pPr>
+              <w:spacing w:after="0"/>
+            </w:pPr>
+            <w:r>
+              <w:rPr>
+                <w:sz w:val="10"/>
+                <w:szCs w:val="10"/>
+              </w:rPr>
+              <w:t xml:space="preserve"> </w:t>
+            </w:r>
+          </w:p>
+        </w:tc>
+        <w:tc>
+          <w:tcPr>
+            <w:tcW w:type="pct" w:w="99%"/>
+            <w:shd w:color="F6F7F8" w:val="solid"/>
+            <w:tcMar>
+              <w:top w:type="dxa" w:w="80"/>
+              <w:left w:type="dxa" w:w="120"/>
+              <w:bottom w:type="dxa" w:w="80"/>
+              <w:right w:type="dxa" w:w="120"/>
+            </w:tcMar>
+          </w:tcPr>
+          <w:p>
+            <w:pPr>
+              <w:spacing w:after="0"/>
+            </w:pPr>
+            <w:r>
+              <w:rPr>
+                <w:rFonts w:ascii="Inter" w:cs="Inter" w:eastAsia="Inter" w:hAnsi="Inter"/>
+                <w:color w:val="54565A"/>
+                <w:sz w:val="20"/>
+                <w:szCs w:val="20"/>
+              </w:rPr>
+              <w:t xml:space="preserve">The sprint is created from code, not clicks: npm run stewardship:sprint. It must live in a DATA space — creating one in a shared or managed space returns 403 NOT_ALLOWED_TO_CREATE_SPRINT, which is the product enforcing the rule rather than a permissions gap. The 12-column record schema is defined in deploy/stewardship.js.</w:t>
             </w:r>
           </w:p>
         </w:tc>
@@ -669,7 +801,7 @@
           <w:sz w:val="21"/>
           <w:szCs w:val="21"/>
         </w:rPr>
-        <w:t xml:space="preserve">Example task: "Are these the same customer?"</w:t>
+        <w:t xml:space="preserve">Example task: "Can this address be corrected so it geocodes?"</w:t>
       </w:r>
     </w:p>
     <w:tbl>
@@ -1017,7 +1149,7 @@
           <w:sz w:val="22"/>
           <w:szCs w:val="22"/>
         </w:rPr>
-        <w:t xml:space="preserve">Campaign 2: Supplier Deduplication</w:t>
+        <w:t xml:space="preserve">Sprint 2: Supplier Deduplication</w:t>
       </w:r>
     </w:p>
     <w:tbl>
@@ -1330,7 +1462,7 @@
           <w:sz w:val="22"/>
           <w:szCs w:val="22"/>
         </w:rPr>
-        <w:t xml:space="preserve">Campaign 3: Missing Product Weights</w:t>
+        <w:t xml:space="preserve">Sprint 3: Missing Product Weights</w:t>
       </w:r>
     </w:p>
     <w:tbl>
@@ -1643,7 +1775,7 @@
           <w:sz w:val="22"/>
           <w:szCs w:val="22"/>
         </w:rPr>
-        <w:t xml:space="preserve">Campaign 4: Lot Number Compliance</w:t>
+        <w:t xml:space="preserve">Sprint 4: Lot Number Compliance</w:t>
       </w:r>
     </w:p>
     <w:tbl>
@@ -2151,7 +2283,7 @@
                 <w:sz w:val="18"/>
                 <w:szCs w:val="18"/>
               </w:rPr>
-              <w:t xml:space="preserve">I'll show you four campaigns that assign data quality tasks to the people who actually understand the data — logistics experts for addresses, procurement for suppliers, warehouse supervisors for lot numbers. Each task has context, comparison views, and one-click resolution.</w:t>
+              <w:t xml:space="preserve">I'll show you four sprints that assign data quality tasks to the people who actually understand the data — logistics experts for addresses, procurement for suppliers, warehouse supervisors for lot numbers. Each task has context, comparison views, and one-click resolution.</w:t>
             </w:r>
           </w:p>
         </w:tc>
@@ -2182,7 +2314,7 @@
           <w:sz w:val="21"/>
           <w:szCs w:val="21"/>
         </w:rPr>
-        <w:t xml:space="preserve">Navigate to Qlik Stewardship &gt; Campaigns</w:t>
+        <w:t xml:space="preserve">Navigate to Data Integration &gt; Data stewardship (the product route is literally /data-integration/sprints)</w:t>
       </w:r>
     </w:p>
     <w:p>
@@ -2210,7 +2342,7 @@
           <w:sz w:val="21"/>
           <w:szCs w:val="21"/>
         </w:rPr>
-        <w:t xml:space="preserve">Open the Address Cleanup campaign — show the task list</w:t>
+        <w:t xml:space="preserve">Open the Address Cleanup sprint — show the task list</w:t>
       </w:r>
     </w:p>
     <w:p>
@@ -2238,7 +2370,7 @@
           <w:sz w:val="21"/>
           <w:szCs w:val="21"/>
         </w:rPr>
-        <w:t xml:space="preserve">Open an address task — show side-by-side comparison of two records</w:t>
+        <w:t xml:space="preserve">Open an address record — the raw fields are visible but locked, the repaired fields are editable, and reason says why the job gave up</w:t>
       </w:r>
     </w:p>
     <w:p>
@@ -2266,7 +2398,7 @@
           <w:sz w:val="21"/>
           <w:szCs w:val="21"/>
         </w:rPr>
-        <w:t xml:space="preserve">Demonstrate the Merge decision — click Merge, confirm</w:t>
+        <w:t xml:space="preserve">Correct the address and submit</w:t>
       </w:r>
     </w:p>
     <w:p>
@@ -2294,7 +2426,7 @@
           <w:sz w:val="21"/>
           <w:szCs w:val="21"/>
         </w:rPr>
-        <w:t xml:space="preserve">Show the campaign dashboard: tasks completed, pending, accuracy trend</w:t>
+        <w:t xml:space="preserve">Show the sprint dashboard: tasks completed, pending, accuracy trend</w:t>
       </w:r>
     </w:p>
     <w:p>
@@ -2322,7 +2454,7 @@
           <w:sz w:val="21"/>
           <w:szCs w:val="21"/>
         </w:rPr>
-        <w:t xml:space="preserve">Open Missing Weights campaign — show the bulk review interface</w:t>
+        <w:t xml:space="preserve">Open Missing Weights sprint — show the bulk review interface</w:t>
       </w:r>
     </w:p>
     <w:p>
@@ -2350,7 +2482,7 @@
           <w:sz w:val="21"/>
           <w:szCs w:val="21"/>
         </w:rPr>
-        <w:t xml:space="preserve">Explain: approved corrections flow back through the Automation (Module 12) to update Silver tables</w:t>
+        <w:t xml:space="preserve">Explain: corrections are picked up by MCG Address Correction — Talend Job Trigger (Module 12), which hands them to mcg_sf_address_validate_bulk to re-process</w:t>
       </w:r>
     </w:p>
     <w:p>
@@ -2431,7 +2563,7 @@
                 <w:sz w:val="18"/>
                 <w:szCs w:val="18"/>
               </w:rPr>
-              <w:t xml:space="preserve">Four campaigns, four different domain teams, one unified workflow. The key: corrections approved in Stewardship flow back through the Lakehouse automatically. This is a closed-loop data quality cycle — not a one-time cleanup but a continuous improvement process.</w:t>
+              <w:t xml:space="preserve">Four sprints, four different domain teams, one unified workflow. The key: corrections approved in Stewardship flow back through the Lakehouse automatically. This is a closed-loop data quality cycle — not a one-time cleanup but a continuous improvement process.</w:t>
             </w:r>
           </w:p>
         </w:tc>
@@ -2560,7 +2692,7 @@
           <w:sz w:val="21"/>
           <w:szCs w:val="21"/>
         </w:rPr>
-        <w:t xml:space="preserve">Campaign dashboards show progress — management sees task completion rates</w:t>
+        <w:t xml:space="preserve">Sprint dashboards show progress — management sees task completion rates</w:t>
       </w:r>
     </w:p>
     <w:p>

--- a/documents/demo-scripts/10_Stewardship.docx
+++ b/documents/demo-scripts/10_Stewardship.docx
@@ -423,7 +423,7 @@
                 <w:sz w:val="20"/>
                 <w:szCs w:val="20"/>
               </w:rPr>
-              <w:t xml:space="preserve">The UNRESOLVED branch of mcg_sf_address_validate_bulk — rows the bulk geocoder could not resolve to GPS</w:t>
+              <w:t xml:space="preserve">The UNRESOLVED branch of mcg_crm_address_validate_bulk — rows the bulk geocoder could not resolve to GPS</w:t>
             </w:r>
           </w:p>
         </w:tc>
@@ -2482,7 +2482,7 @@
           <w:sz w:val="21"/>
           <w:szCs w:val="21"/>
         </w:rPr>
-        <w:t xml:space="preserve">Explain: corrections are picked up by MCG Address Correction — Talend Job Trigger (Module 12), which hands them to mcg_sf_address_validate_bulk to re-process</w:t>
+        <w:t xml:space="preserve">Explain: corrections are picked up by MCG Address Correction — Talend Job Trigger (Module 12), which hands them to mcg_crm_address_validate_bulk to re-process</w:t>
       </w:r>
     </w:p>
     <w:p>
